--- a/assets/word/consent_ru_v1.docx
+++ b/assets/word/consent_ru_v1.docx
@@ -5,50 +5,290 @@
     <w:p>
       <w:pPr>
         <w:pStyle w:val="Title"/>
+        <w:widowControl/>
+        <w:jc w:val="center"/>
       </w:pPr>
       <w:r>
-        <w:t>Согласие на выезд ребёнка за границу</w:t>
+        <w:rPr>
+          <w:color w:val="000000"/>
+        </w:rPr>
+        <w:t>СОГЛАСИЕ НА ВЫЕЗД РЕБЁНКА ЗА ГРАНИЦУ</w:t>
       </w:r>
     </w:p>
     <w:p>
+      <w:pPr>
+        <w:widowControl/>
+        <w:spacing w:after="160"/>
+      </w:pPr>
       <w:r>
+        <w:rPr>
+          <w:i/>
+          <w:sz w:val="19"/>
+          <w:color w:val="000000"/>
+        </w:rPr>
         <w:t>ПРОЕКТ ДЛЯ НОТАРИУСА. Документ не удостоверен и не заменяет нотариальное оформление.</w:t>
       </w:r>
     </w:p>
     <w:p>
+      <w:pPr>
+        <w:widowControl/>
+      </w:pPr>
       <w:r>
-        <w:t>Место: [Место составления]. Дата: [Дата документа].</w:t>
+        <w:rPr>
+          <w:color w:val="000000"/>
+        </w:rPr>
+        <w:t>Место составления: [Место составления]    Дата: [Дата документа]</w:t>
       </w:r>
     </w:p>
     <w:p>
+      <w:pPr>
+        <w:widowControl/>
+      </w:pPr>
       <w:r>
+        <w:rPr>
+          <w:color w:val="000000"/>
+        </w:rPr>
         <w:t>Я, [ФИО законного представителя], документ и адрес: [Паспорт и адрес представителя], являюсь законным представителем ребёнка на основании: [Основание законного представительства].</w:t>
       </w:r>
     </w:p>
     <w:p>
+      <w:pPr>
+        <w:widowControl/>
+      </w:pPr>
       <w:r>
+        <w:rPr>
+          <w:color w:val="000000"/>
+        </w:rPr>
         <w:t>Даю согласие на выезд из Российской Федерации ребёнка: [ФИО дата рождения и гражданство ребёнка]. Документы ребёнка: [Документы ребёнка].</w:t>
       </w:r>
     </w:p>
+    <w:tbl>
+      <w:tblPr>
+        <w:tblW w:type="auto" w:w="0"/>
+        <w:jc w:val="center"/>
+        <w:tblLayout w:type="fixed"/>
+        <w:tblLook w:firstColumn="1" w:firstRow="1" w:lastColumn="0" w:lastRow="0" w:noHBand="0" w:noVBand="1" w:val="04A0"/>
+        <w:tblBorders>
+          <w:top w:val="single" w:sz="5" w:color="000000"/>
+          <w:left w:val="single" w:sz="5" w:color="000000"/>
+          <w:bottom w:val="single" w:sz="5" w:color="000000"/>
+          <w:right w:val="single" w:sz="5" w:color="000000"/>
+          <w:insideH w:val="single" w:sz="5" w:color="000000"/>
+          <w:insideV w:val="single" w:sz="5" w:color="000000"/>
+        </w:tblBorders>
+        <w:tblCellMar>
+          <w:top w:w="85" w:type="dxa"/>
+          <w:bottom w:w="85" w:type="dxa"/>
+          <w:left w:w="100" w:type="dxa"/>
+          <w:right w:w="100" w:type="dxa"/>
+        </w:tblCellMar>
+      </w:tblPr>
+      <w:tblGrid>
+        <w:gridCol w:w="2835"/>
+        <w:gridCol w:w="6803"/>
+      </w:tblGrid>
+      <w:tr>
+        <w:trPr>
+          <w:cantSplit/>
+          <w:tblHeader/>
+        </w:trPr>
+        <w:tc>
+          <w:tcPr>
+            <w:tcW w:type="dxa" w:w="2835"/>
+            <w:vAlign w:val="center"/>
+          </w:tcPr>
+          <w:p>
+            <w:pPr>
+              <w:spacing w:after="20" w:line="240" w:lineRule="auto"/>
+            </w:pPr>
+            <w:r>
+              <w:rPr>
+                <w:b/>
+                <w:sz w:val="21"/>
+                <w:color w:val="000000"/>
+              </w:rPr>
+              <w:t>Сведения</w:t>
+            </w:r>
+          </w:p>
+        </w:tc>
+        <w:tc>
+          <w:tcPr>
+            <w:tcW w:type="dxa" w:w="6803"/>
+            <w:vAlign w:val="center"/>
+          </w:tcPr>
+          <w:p>
+            <w:pPr>
+              <w:spacing w:after="20" w:line="240" w:lineRule="auto"/>
+            </w:pPr>
+            <w:r>
+              <w:rPr>
+                <w:b/>
+                <w:sz w:val="21"/>
+                <w:color w:val="000000"/>
+              </w:rPr>
+              <w:t>Содержание согласия</w:t>
+            </w:r>
+          </w:p>
+        </w:tc>
+      </w:tr>
+      <w:tr>
+        <w:trPr>
+          <w:cantSplit/>
+        </w:trPr>
+        <w:tc>
+          <w:tcPr>
+            <w:tcW w:type="dxa" w:w="2835"/>
+            <w:vAlign w:val="center"/>
+          </w:tcPr>
+          <w:p>
+            <w:pPr>
+              <w:spacing w:after="20" w:line="240" w:lineRule="auto"/>
+            </w:pPr>
+            <w:r>
+              <w:rPr>
+                <w:b w:val="0"/>
+                <w:sz w:val="21"/>
+                <w:color w:val="000000"/>
+              </w:rPr>
+              <w:t>Государства посещения</w:t>
+            </w:r>
+          </w:p>
+        </w:tc>
+        <w:tc>
+          <w:tcPr>
+            <w:tcW w:type="dxa" w:w="6803"/>
+            <w:vAlign w:val="center"/>
+          </w:tcPr>
+          <w:p>
+            <w:pPr>
+              <w:spacing w:after="20" w:line="240" w:lineRule="auto"/>
+            </w:pPr>
+            <w:r>
+              <w:rPr>
+                <w:b w:val="0"/>
+                <w:sz w:val="21"/>
+                <w:color w:val="000000"/>
+              </w:rPr>
+              <w:t>[Государства посещения]</w:t>
+            </w:r>
+          </w:p>
+        </w:tc>
+      </w:tr>
+      <w:tr>
+        <w:trPr>
+          <w:cantSplit/>
+        </w:trPr>
+        <w:tc>
+          <w:tcPr>
+            <w:tcW w:type="dxa" w:w="2835"/>
+            <w:vAlign w:val="center"/>
+          </w:tcPr>
+          <w:p>
+            <w:pPr>
+              <w:spacing w:after="20" w:line="240" w:lineRule="auto"/>
+            </w:pPr>
+            <w:r>
+              <w:rPr>
+                <w:b w:val="0"/>
+                <w:sz w:val="21"/>
+                <w:color w:val="000000"/>
+              </w:rPr>
+              <w:t>Срок поездки</w:t>
+            </w:r>
+          </w:p>
+        </w:tc>
+        <w:tc>
+          <w:tcPr>
+            <w:tcW w:type="dxa" w:w="6803"/>
+            <w:vAlign w:val="center"/>
+          </w:tcPr>
+          <w:p>
+            <w:pPr>
+              <w:spacing w:after="20" w:line="240" w:lineRule="auto"/>
+            </w:pPr>
+            <w:r>
+              <w:rPr>
+                <w:b w:val="0"/>
+                <w:sz w:val="21"/>
+                <w:color w:val="000000"/>
+              </w:rPr>
+              <w:t>[Срок поездки]</w:t>
+            </w:r>
+          </w:p>
+        </w:tc>
+      </w:tr>
+      <w:tr>
+        <w:trPr>
+          <w:cantSplit/>
+        </w:trPr>
+        <w:tc>
+          <w:tcPr>
+            <w:tcW w:type="dxa" w:w="2835"/>
+            <w:vAlign w:val="center"/>
+          </w:tcPr>
+          <w:p>
+            <w:pPr>
+              <w:spacing w:after="20" w:line="240" w:lineRule="auto"/>
+            </w:pPr>
+            <w:r>
+              <w:rPr>
+                <w:b w:val="0"/>
+                <w:sz w:val="21"/>
+                <w:color w:val="000000"/>
+              </w:rPr>
+              <w:t>Сопровождающий</w:t>
+            </w:r>
+          </w:p>
+        </w:tc>
+        <w:tc>
+          <w:tcPr>
+            <w:tcW w:type="dxa" w:w="6803"/>
+            <w:vAlign w:val="center"/>
+          </w:tcPr>
+          <w:p>
+            <w:pPr>
+              <w:spacing w:after="20" w:line="240" w:lineRule="auto"/>
+            </w:pPr>
+            <w:r>
+              <w:rPr>
+                <w:b w:val="0"/>
+                <w:sz w:val="21"/>
+                <w:color w:val="000000"/>
+              </w:rPr>
+              <w:t>[Сопровождающий и его документ]</w:t>
+            </w:r>
+          </w:p>
+        </w:tc>
+      </w:tr>
+    </w:tbl>
     <w:p>
+      <w:pPr>
+        <w:widowControl/>
+        <w:spacing w:before="120"/>
+      </w:pPr>
       <w:r>
-        <w:t>Государства посещения: [Государства посещения]. Срок: [Срок поездки]. Сопровождение: [Сопровождающий и его документ].</w:t>
-      </w:r>
-    </w:p>
-    <w:p>
-      <w:r>
+        <w:rPr>
+          <w:color w:val="000000"/>
+        </w:rPr>
         <w:t>Подпись законного представителя ____________________ / [ФИО законного представителя] /</w:t>
       </w:r>
     </w:p>
     <w:p>
+      <w:pPr>
+        <w:widowControl/>
+      </w:pPr>
       <w:r>
+        <w:rPr>
+          <w:color w:val="000000"/>
+        </w:rPr>
         <w:t>Нотариус проверяет личность, полномочия и содержание согласия. Удостоверительная надпись и реестровый номер в этом проекте не создаются.</w:t>
       </w:r>
     </w:p>
     <w:sectPr>
       <w:footerReference w:type="default" r:id="rId9"/>
+      <w:headerReference w:type="default" r:id="rId10"/>
       <w:pgSz w:w="11906" w:h="16838"/>
-      <w:pgMar w:top="964" w:right="1134" w:bottom="964" w:left="1134" w:header="720" w:footer="720" w:gutter="0"/>
+      <w:pgMar w:top="1020" w:right="1020" w:bottom="1020" w:left="1247" w:header="720" w:footer="720" w:gutter="0"/>
       <w:cols w:space="720"/>
       <w:docGrid w:linePitch="360"/>
     </w:sectPr>
@@ -63,9 +303,26 @@
       <w:pStyle w:val="Footer"/>
       <w:jc w:val="center"/>
     </w:pPr>
+    <w:r>
+      <w:rPr>
+        <w:rFonts w:ascii="Times New Roman" w:hAnsi="Times New Roman"/>
+        <w:color w:val="000000"/>
+        <w:sz w:val="18"/>
+      </w:rPr>
+    </w:r>
     <w:fldSimple w:instr="PAGE"/>
   </w:p>
 </w:ftr>
+</file>
+
+<file path=word/header1.xml><?xml version="1.0" encoding="utf-8"?>
+<w:hdr xmlns:m="http://schemas.openxmlformats.org/officeDocument/2006/math" xmlns:mc="http://schemas.openxmlformats.org/markup-compatibility/2006" xmlns:mo="http://schemas.microsoft.com/office/mac/office/2008/main" xmlns:mv="urn:schemas-microsoft-com:mac:vml" xmlns:o="urn:schemas-microsoft-com:office:office" xmlns:r="http://schemas.openxmlformats.org/officeDocument/2006/relationships" xmlns:v="urn:schemas-microsoft-com:vml" xmlns:w10="urn:schemas-microsoft-com:office:word" xmlns:w14="http://schemas.microsoft.com/office/word/2010/wordml" xmlns:w="http://schemas.openxmlformats.org/wordprocessingml/2006/main" xmlns:wne="http://schemas.microsoft.com/office/word/2006/wordml" xmlns:wp14="http://schemas.microsoft.com/office/word/2010/wordprocessingDrawing" xmlns:wp="http://schemas.openxmlformats.org/drawingml/2006/wordprocessingDrawing" xmlns:wpc="http://schemas.microsoft.com/office/word/2010/wordprocessingCanvas" xmlns:wpg="http://schemas.microsoft.com/office/word/2010/wordprocessingGroup" xmlns:wpi="http://schemas.microsoft.com/office/word/2010/wordprocessingInk" xmlns:wps="http://schemas.microsoft.com/office/word/2010/wordprocessingShape" mc:Ignorable="w14 wp14">
+  <w:p>
+    <w:pPr>
+      <w:pStyle w:val="Header"/>
+    </w:pPr>
+  </w:p>
+</w:hdr>
 </file>
 
 <file path=word/numbering.xml><?xml version="1.0" encoding="utf-8"?>
@@ -432,7 +689,7 @@
     <w:qFormat/>
     <w:rsid w:val="00FC693F"/>
     <w:pPr>
-      <w:spacing w:after="100" w:line="250" w:lineRule="auto"/>
+      <w:spacing w:after="100" w:line="254" w:lineRule="auto"/>
     </w:pPr>
     <w:rPr>
       <w:rFonts w:ascii="Times New Roman" w:hAnsi="Times New Roman" w:eastAsia="Times New Roman" w:cs="Times New Roman"/>
@@ -495,7 +752,7 @@
     <w:pPr>
       <w:keepNext/>
       <w:keepLines/>
-      <w:spacing w:before="140" w:after="100" w:line="250" w:lineRule="auto"/>
+      <w:spacing w:before="180" w:after="100" w:line="254" w:lineRule="auto"/>
       <w:outlineLvl w:val="0"/>
     </w:pPr>
     <w:rPr>
@@ -503,7 +760,7 @@
       <w:b/>
       <w:bCs/>
       <w:color w:val="000000"/>
-      <w:sz w:val="24"/>
+      <w:sz w:val="23"/>
       <w:szCs w:val="28"/>
     </w:rPr>
   </w:style>
@@ -519,15 +776,15 @@
     <w:pPr>
       <w:keepNext/>
       <w:keepLines/>
-      <w:spacing w:before="200" w:after="0"/>
+      <w:spacing w:before="200" w:after="100" w:line="254" w:lineRule="auto"/>
       <w:outlineLvl w:val="1"/>
     </w:pPr>
     <w:rPr>
-      <w:rFonts w:asciiTheme="majorHAnsi" w:eastAsiaTheme="majorEastAsia" w:hAnsiTheme="majorHAnsi" w:cstheme="majorBidi"/>
+      <w:rFonts w:ascii="Times New Roman" w:hAnsi="Times New Roman" w:eastAsia="Times New Roman" w:cs="Times New Roman"/>
       <w:b/>
       <w:bCs/>
-      <w:color w:val="4F81BD" w:themeColor="accent1"/>
-      <w:sz w:val="26"/>
+      <w:color w:val="000000"/>
+      <w:sz w:val="22"/>
       <w:szCs w:val="26"/>
     </w:rPr>
   </w:style>
@@ -550,7 +807,7 @@
       <w:rFonts w:asciiTheme="majorHAnsi" w:eastAsiaTheme="majorEastAsia" w:hAnsiTheme="majorHAnsi" w:cstheme="majorBidi"/>
       <w:b/>
       <w:bCs/>
-      <w:color w:val="4F81BD" w:themeColor="accent1"/>
+      <w:color w:val="000000"/>
     </w:rPr>
   </w:style>
   <w:style w:type="paragraph" w:styleId="Heading4">
@@ -575,7 +832,7 @@
       <w:bCs/>
       <w:i/>
       <w:iCs/>
-      <w:color w:val="4F81BD" w:themeColor="accent1"/>
+      <w:color w:val="000000"/>
     </w:rPr>
   </w:style>
   <w:style w:type="paragraph" w:styleId="Heading5">
@@ -596,7 +853,7 @@
     </w:pPr>
     <w:rPr>
       <w:rFonts w:asciiTheme="majorHAnsi" w:eastAsiaTheme="majorEastAsia" w:hAnsiTheme="majorHAnsi" w:cstheme="majorBidi"/>
-      <w:color w:val="243F60" w:themeColor="accent1" w:themeShade="7F"/>
+      <w:color w:val="000000"/>
     </w:rPr>
   </w:style>
   <w:style w:type="paragraph" w:styleId="Heading6">
@@ -619,7 +876,7 @@
       <w:rFonts w:asciiTheme="majorHAnsi" w:eastAsiaTheme="majorEastAsia" w:hAnsiTheme="majorHAnsi" w:cstheme="majorBidi"/>
       <w:i/>
       <w:iCs/>
-      <w:color w:val="243F60" w:themeColor="accent1" w:themeShade="7F"/>
+      <w:color w:val="000000"/>
     </w:rPr>
   </w:style>
   <w:style w:type="paragraph" w:styleId="Heading7">
@@ -642,7 +899,7 @@
       <w:rFonts w:asciiTheme="majorHAnsi" w:eastAsiaTheme="majorEastAsia" w:hAnsiTheme="majorHAnsi" w:cstheme="majorBidi"/>
       <w:i/>
       <w:iCs/>
-      <w:color w:val="404040" w:themeColor="text1" w:themeTint="BF"/>
+      <w:color w:val="000000"/>
     </w:rPr>
   </w:style>
   <w:style w:type="paragraph" w:styleId="Heading8">
@@ -663,7 +920,7 @@
     </w:pPr>
     <w:rPr>
       <w:rFonts w:asciiTheme="majorHAnsi" w:eastAsiaTheme="majorEastAsia" w:hAnsiTheme="majorHAnsi" w:cstheme="majorBidi"/>
-      <w:color w:val="4F81BD" w:themeColor="accent1"/>
+      <w:color w:val="000000"/>
       <w:sz w:val="20"/>
       <w:szCs w:val="20"/>
     </w:rPr>
@@ -688,7 +945,7 @@
       <w:rFonts w:asciiTheme="majorHAnsi" w:eastAsiaTheme="majorEastAsia" w:hAnsiTheme="majorHAnsi" w:cstheme="majorBidi"/>
       <w:i/>
       <w:iCs/>
-      <w:color w:val="404040" w:themeColor="text1" w:themeTint="BF"/>
+      <w:color w:val="000000"/>
       <w:sz w:val="20"/>
       <w:szCs w:val="20"/>
     </w:rPr>
@@ -739,7 +996,7 @@
       <w:rFonts w:asciiTheme="majorHAnsi" w:eastAsiaTheme="majorEastAsia" w:hAnsiTheme="majorHAnsi" w:cstheme="majorBidi"/>
       <w:b/>
       <w:bCs/>
-      <w:color w:val="365F91" w:themeColor="accent1" w:themeShade="BF"/>
+      <w:color w:val="000000"/>
       <w:sz w:val="28"/>
       <w:szCs w:val="28"/>
     </w:rPr>
@@ -754,7 +1011,7 @@
       <w:rFonts w:asciiTheme="majorHAnsi" w:eastAsiaTheme="majorEastAsia" w:hAnsiTheme="majorHAnsi" w:cstheme="majorBidi"/>
       <w:b/>
       <w:bCs/>
-      <w:color w:val="4F81BD" w:themeColor="accent1"/>
+      <w:color w:val="000000"/>
       <w:sz w:val="26"/>
       <w:szCs w:val="26"/>
     </w:rPr>
@@ -769,7 +1026,7 @@
       <w:rFonts w:asciiTheme="majorHAnsi" w:eastAsiaTheme="majorEastAsia" w:hAnsiTheme="majorHAnsi" w:cstheme="majorBidi"/>
       <w:b/>
       <w:bCs/>
-      <w:color w:val="4F81BD" w:themeColor="accent1"/>
+      <w:color w:val="000000"/>
     </w:rPr>
   </w:style>
   <w:style w:type="paragraph" w:styleId="Title">
@@ -781,7 +1038,7 @@
     <w:qFormat/>
     <w:rsid w:val="00FC693F"/>
     <w:pPr>
-      <w:spacing w:after="100" w:line="250" w:lineRule="auto"/>
+      <w:spacing w:after="200" w:line="254" w:lineRule="auto"/>
       <w:contextualSpacing/>
     </w:pPr>
     <w:rPr>
@@ -790,7 +1047,7 @@
       <w:color w:val="000000"/>
       <w:spacing w:val="5"/>
       <w:kern w:val="28"/>
-      <w:sz w:val="32"/>
+      <w:sz w:val="28"/>
       <w:szCs w:val="52"/>
     </w:rPr>
   </w:style>
@@ -802,7 +1059,7 @@
     <w:rsid w:val="00FC693F"/>
     <w:rPr>
       <w:rFonts w:asciiTheme="majorHAnsi" w:eastAsiaTheme="majorEastAsia" w:hAnsiTheme="majorHAnsi" w:cstheme="majorBidi"/>
-      <w:color w:val="17365D" w:themeColor="text2" w:themeShade="BF"/>
+      <w:color w:val="000000"/>
       <w:spacing w:val="5"/>
       <w:kern w:val="28"/>
       <w:sz w:val="52"/>
@@ -826,7 +1083,7 @@
       <w:rFonts w:asciiTheme="majorHAnsi" w:eastAsiaTheme="majorEastAsia" w:hAnsiTheme="majorHAnsi" w:cstheme="majorBidi"/>
       <w:i/>
       <w:iCs/>
-      <w:color w:val="4F81BD" w:themeColor="accent1"/>
+      <w:color w:val="000000"/>
       <w:spacing w:val="15"/>
       <w:sz w:val="24"/>
       <w:szCs w:val="24"/>
@@ -842,7 +1099,7 @@
       <w:rFonts w:asciiTheme="majorHAnsi" w:eastAsiaTheme="majorEastAsia" w:hAnsiTheme="majorHAnsi" w:cstheme="majorBidi"/>
       <w:i/>
       <w:iCs/>
-      <w:color w:val="4F81BD" w:themeColor="accent1"/>
+      <w:color w:val="000000"/>
       <w:spacing w:val="15"/>
       <w:sz w:val="24"/>
       <w:szCs w:val="24"/>
@@ -1114,7 +1371,7 @@
     <w:rPr>
       <w:i/>
       <w:iCs/>
-      <w:color w:val="000000" w:themeColor="text1"/>
+      <w:color w:val="000000"/>
     </w:rPr>
   </w:style>
   <w:style w:type="character" w:customStyle="1" w:styleId="QuoteChar">
@@ -1126,7 +1383,7 @@
     <w:rPr>
       <w:i/>
       <w:iCs/>
-      <w:color w:val="000000" w:themeColor="text1"/>
+      <w:color w:val="000000"/>
     </w:rPr>
   </w:style>
   <w:style w:type="character" w:customStyle="1" w:styleId="Heading4Char">
@@ -1142,7 +1399,7 @@
       <w:bCs/>
       <w:i/>
       <w:iCs/>
-      <w:color w:val="4F81BD" w:themeColor="accent1"/>
+      <w:color w:val="000000"/>
     </w:rPr>
   </w:style>
   <w:style w:type="character" w:customStyle="1" w:styleId="Heading5Char">
@@ -1154,7 +1411,7 @@
     <w:rsid w:val="00FC693F"/>
     <w:rPr>
       <w:rFonts w:asciiTheme="majorHAnsi" w:eastAsiaTheme="majorEastAsia" w:hAnsiTheme="majorHAnsi" w:cstheme="majorBidi"/>
-      <w:color w:val="243F60" w:themeColor="accent1" w:themeShade="7F"/>
+      <w:color w:val="000000"/>
     </w:rPr>
   </w:style>
   <w:style w:type="character" w:customStyle="1" w:styleId="Heading6Char">
@@ -1168,7 +1425,7 @@
       <w:rFonts w:asciiTheme="majorHAnsi" w:eastAsiaTheme="majorEastAsia" w:hAnsiTheme="majorHAnsi" w:cstheme="majorBidi"/>
       <w:i/>
       <w:iCs/>
-      <w:color w:val="243F60" w:themeColor="accent1" w:themeShade="7F"/>
+      <w:color w:val="000000"/>
     </w:rPr>
   </w:style>
   <w:style w:type="character" w:customStyle="1" w:styleId="Heading7Char">
@@ -1182,7 +1439,7 @@
       <w:rFonts w:asciiTheme="majorHAnsi" w:eastAsiaTheme="majorEastAsia" w:hAnsiTheme="majorHAnsi" w:cstheme="majorBidi"/>
       <w:i/>
       <w:iCs/>
-      <w:color w:val="404040" w:themeColor="text1" w:themeTint="BF"/>
+      <w:color w:val="000000"/>
     </w:rPr>
   </w:style>
   <w:style w:type="character" w:customStyle="1" w:styleId="Heading8Char">
@@ -1194,7 +1451,7 @@
     <w:rsid w:val="00FC693F"/>
     <w:rPr>
       <w:rFonts w:asciiTheme="majorHAnsi" w:eastAsiaTheme="majorEastAsia" w:hAnsiTheme="majorHAnsi" w:cstheme="majorBidi"/>
-      <w:color w:val="4F81BD" w:themeColor="accent1"/>
+      <w:color w:val="000000"/>
       <w:sz w:val="20"/>
       <w:szCs w:val="20"/>
     </w:rPr>
@@ -1210,7 +1467,7 @@
       <w:rFonts w:asciiTheme="majorHAnsi" w:eastAsiaTheme="majorEastAsia" w:hAnsiTheme="majorHAnsi" w:cstheme="majorBidi"/>
       <w:i/>
       <w:iCs/>
-      <w:color w:val="404040" w:themeColor="text1" w:themeTint="BF"/>
+      <w:color w:val="000000"/>
       <w:sz w:val="20"/>
       <w:szCs w:val="20"/>
     </w:rPr>
@@ -1230,7 +1487,7 @@
     <w:rPr>
       <w:b/>
       <w:bCs/>
-      <w:color w:val="4F81BD" w:themeColor="accent1"/>
+      <w:color w:val="000000"/>
       <w:sz w:val="18"/>
       <w:szCs w:val="18"/>
     </w:rPr>
@@ -1274,7 +1531,7 @@
       <w:bCs/>
       <w:i/>
       <w:iCs/>
-      <w:color w:val="4F81BD" w:themeColor="accent1"/>
+      <w:color w:val="000000"/>
     </w:rPr>
   </w:style>
   <w:style w:type="character" w:customStyle="1" w:styleId="IntenseQuoteChar">
@@ -1288,7 +1545,7 @@
       <w:bCs/>
       <w:i/>
       <w:iCs/>
-      <w:color w:val="4F81BD" w:themeColor="accent1"/>
+      <w:color w:val="000000"/>
     </w:rPr>
   </w:style>
   <w:style w:type="character" w:styleId="SubtleEmphasis">
@@ -1300,7 +1557,7 @@
     <w:rPr>
       <w:i/>
       <w:iCs/>
-      <w:color w:val="808080" w:themeColor="text1" w:themeTint="7F"/>
+      <w:color w:val="000000"/>
     </w:rPr>
   </w:style>
   <w:style w:type="character" w:styleId="IntenseEmphasis">
@@ -1314,7 +1571,7 @@
       <w:bCs/>
       <w:i/>
       <w:iCs/>
-      <w:color w:val="4F81BD" w:themeColor="accent1"/>
+      <w:color w:val="000000"/>
     </w:rPr>
   </w:style>
   <w:style w:type="character" w:styleId="SubtleReference">
@@ -1325,7 +1582,7 @@
     <w:rsid w:val="00FC693F"/>
     <w:rPr>
       <w:smallCaps/>
-      <w:color w:val="C0504D" w:themeColor="accent2"/>
+      <w:color w:val="000000"/>
       <w:u w:val="single"/>
     </w:rPr>
   </w:style>
@@ -1339,7 +1596,7 @@
       <w:b/>
       <w:bCs/>
       <w:smallCaps/>
-      <w:color w:val="C0504D" w:themeColor="accent2"/>
+      <w:color w:val="000000"/>
       <w:spacing w:val="5"/>
       <w:u w:val="single"/>
     </w:rPr>
@@ -1405,7 +1662,7 @@
       <w:spacing w:after="0" w:line="240" w:lineRule="auto"/>
     </w:pPr>
     <w:rPr>
-      <w:color w:val="000000" w:themeColor="text1" w:themeShade="BF"/>
+      <w:color w:val="000000"/>
     </w:rPr>
     <w:tblPr>
       <w:tblStyleRowBandSize w:val="1"/>
@@ -1508,7 +1765,7 @@
       <w:spacing w:after="0" w:line="240" w:lineRule="auto"/>
     </w:pPr>
     <w:rPr>
-      <w:color w:val="365F91" w:themeColor="accent1" w:themeShade="BF"/>
+      <w:color w:val="000000"/>
     </w:rPr>
     <w:tblPr>
       <w:tblStyleRowBandSize w:val="1"/>
@@ -1611,7 +1868,7 @@
       <w:spacing w:after="0" w:line="240" w:lineRule="auto"/>
     </w:pPr>
     <w:rPr>
-      <w:color w:val="943634" w:themeColor="accent2" w:themeShade="BF"/>
+      <w:color w:val="000000"/>
     </w:rPr>
     <w:tblPr>
       <w:tblStyleRowBandSize w:val="1"/>
@@ -1714,7 +1971,7 @@
       <w:spacing w:after="0" w:line="240" w:lineRule="auto"/>
     </w:pPr>
     <w:rPr>
-      <w:color w:val="76923C" w:themeColor="accent3" w:themeShade="BF"/>
+      <w:color w:val="000000"/>
     </w:rPr>
     <w:tblPr>
       <w:tblStyleRowBandSize w:val="1"/>
@@ -1817,7 +2074,7 @@
       <w:spacing w:after="0" w:line="240" w:lineRule="auto"/>
     </w:pPr>
     <w:rPr>
-      <w:color w:val="5F497A" w:themeColor="accent4" w:themeShade="BF"/>
+      <w:color w:val="000000"/>
     </w:rPr>
     <w:tblPr>
       <w:tblStyleRowBandSize w:val="1"/>
@@ -1920,7 +2177,7 @@
       <w:spacing w:after="0" w:line="240" w:lineRule="auto"/>
     </w:pPr>
     <w:rPr>
-      <w:color w:val="31849B" w:themeColor="accent5" w:themeShade="BF"/>
+      <w:color w:val="000000"/>
     </w:rPr>
     <w:tblPr>
       <w:tblStyleRowBandSize w:val="1"/>
@@ -2023,7 +2280,7 @@
       <w:spacing w:after="0" w:line="240" w:lineRule="auto"/>
     </w:pPr>
     <w:rPr>
-      <w:color w:val="E36C0A" w:themeColor="accent6" w:themeShade="BF"/>
+      <w:color w:val="000000"/>
     </w:rPr>
     <w:tblPr>
       <w:tblStyleRowBandSize w:val="1"/>
@@ -2149,7 +2406,7 @@
       <w:rPr>
         <w:b/>
         <w:bCs/>
-        <w:color w:val="FFFFFF" w:themeColor="background1"/>
+        <w:color w:val="000000"/>
       </w:rPr>
       <w:tblPr/>
       <w:tcPr>
@@ -2241,7 +2498,7 @@
       <w:rPr>
         <w:b/>
         <w:bCs/>
-        <w:color w:val="FFFFFF" w:themeColor="background1"/>
+        <w:color w:val="000000"/>
       </w:rPr>
       <w:tblPr/>
       <w:tcPr>
@@ -2333,7 +2590,7 @@
       <w:rPr>
         <w:b/>
         <w:bCs/>
-        <w:color w:val="FFFFFF" w:themeColor="background1"/>
+        <w:color w:val="000000"/>
       </w:rPr>
       <w:tblPr/>
       <w:tcPr>
@@ -2425,7 +2682,7 @@
       <w:rPr>
         <w:b/>
         <w:bCs/>
-        <w:color w:val="FFFFFF" w:themeColor="background1"/>
+        <w:color w:val="000000"/>
       </w:rPr>
       <w:tblPr/>
       <w:tcPr>
@@ -2517,7 +2774,7 @@
       <w:rPr>
         <w:b/>
         <w:bCs/>
-        <w:color w:val="FFFFFF" w:themeColor="background1"/>
+        <w:color w:val="000000"/>
       </w:rPr>
       <w:tblPr/>
       <w:tcPr>
@@ -2609,7 +2866,7 @@
       <w:rPr>
         <w:b/>
         <w:bCs/>
-        <w:color w:val="FFFFFF" w:themeColor="background1"/>
+        <w:color w:val="000000"/>
       </w:rPr>
       <w:tblPr/>
       <w:tcPr>
@@ -2701,7 +2958,7 @@
       <w:rPr>
         <w:b/>
         <w:bCs/>
-        <w:color w:val="FFFFFF" w:themeColor="background1"/>
+        <w:color w:val="000000"/>
       </w:rPr>
       <w:tblPr/>
       <w:tcPr>
@@ -3704,7 +3961,7 @@
       <w:rPr>
         <w:b/>
         <w:bCs/>
-        <w:color w:val="FFFFFF" w:themeColor="background1"/>
+        <w:color w:val="000000"/>
       </w:rPr>
       <w:tblPr/>
       <w:tcPr>
@@ -3810,7 +4067,7 @@
       <w:rPr>
         <w:b/>
         <w:bCs/>
-        <w:color w:val="FFFFFF" w:themeColor="background1"/>
+        <w:color w:val="000000"/>
       </w:rPr>
       <w:tblPr/>
       <w:tcPr>
@@ -3916,7 +4173,7 @@
       <w:rPr>
         <w:b/>
         <w:bCs/>
-        <w:color w:val="FFFFFF" w:themeColor="background1"/>
+        <w:color w:val="000000"/>
       </w:rPr>
       <w:tblPr/>
       <w:tcPr>
@@ -4022,7 +4279,7 @@
       <w:rPr>
         <w:b/>
         <w:bCs/>
-        <w:color w:val="FFFFFF" w:themeColor="background1"/>
+        <w:color w:val="000000"/>
       </w:rPr>
       <w:tblPr/>
       <w:tcPr>
@@ -4128,7 +4385,7 @@
       <w:rPr>
         <w:b/>
         <w:bCs/>
-        <w:color w:val="FFFFFF" w:themeColor="background1"/>
+        <w:color w:val="000000"/>
       </w:rPr>
       <w:tblPr/>
       <w:tcPr>
@@ -4234,7 +4491,7 @@
       <w:rPr>
         <w:b/>
         <w:bCs/>
-        <w:color w:val="FFFFFF" w:themeColor="background1"/>
+        <w:color w:val="000000"/>
       </w:rPr>
       <w:tblPr/>
       <w:tcPr>
@@ -4340,7 +4597,7 @@
       <w:rPr>
         <w:b/>
         <w:bCs/>
-        <w:color w:val="FFFFFF" w:themeColor="background1"/>
+        <w:color w:val="000000"/>
       </w:rPr>
       <w:tblPr/>
       <w:tcPr>
@@ -4443,7 +4700,7 @@
       <w:rPr>
         <w:b/>
         <w:bCs/>
-        <w:color w:val="FFFFFF" w:themeColor="background1"/>
+        <w:color w:val="000000"/>
       </w:rPr>
       <w:tblPr/>
       <w:tcPr>
@@ -4463,7 +4720,7 @@
         <w:spacing w:before="0" w:after="0" w:line="240" w:lineRule="auto"/>
       </w:pPr>
       <w:rPr>
-        <w:color w:val="auto"/>
+        <w:color w:val="000000"/>
       </w:rPr>
       <w:tblPr/>
       <w:tcPr>
@@ -4482,7 +4739,7 @@
       <w:rPr>
         <w:b/>
         <w:bCs/>
-        <w:color w:val="FFFFFF" w:themeColor="background1"/>
+        <w:color w:val="000000"/>
       </w:rPr>
       <w:tblPr/>
       <w:tcPr>
@@ -4501,7 +4758,7 @@
       <w:rPr>
         <w:b/>
         <w:bCs/>
-        <w:color w:val="FFFFFF" w:themeColor="background1"/>
+        <w:color w:val="000000"/>
       </w:rPr>
       <w:tblPr/>
       <w:tcPr>
@@ -4547,7 +4804,7 @@
     </w:tblStylePr>
     <w:tblStylePr w:type="nwCell">
       <w:rPr>
-        <w:color w:val="FFFFFF" w:themeColor="background1"/>
+        <w:color w:val="000000"/>
       </w:rPr>
       <w:tblPr/>
       <w:tcPr>
@@ -4592,7 +4849,7 @@
       <w:rPr>
         <w:b/>
         <w:bCs/>
-        <w:color w:val="FFFFFF" w:themeColor="background1"/>
+        <w:color w:val="000000"/>
       </w:rPr>
       <w:tblPr/>
       <w:tcPr>
@@ -4612,7 +4869,7 @@
         <w:spacing w:before="0" w:after="0" w:line="240" w:lineRule="auto"/>
       </w:pPr>
       <w:rPr>
-        <w:color w:val="auto"/>
+        <w:color w:val="000000"/>
       </w:rPr>
       <w:tblPr/>
       <w:tcPr>
@@ -4631,7 +4888,7 @@
       <w:rPr>
         <w:b/>
         <w:bCs/>
-        <w:color w:val="FFFFFF" w:themeColor="background1"/>
+        <w:color w:val="000000"/>
       </w:rPr>
       <w:tblPr/>
       <w:tcPr>
@@ -4650,7 +4907,7 @@
       <w:rPr>
         <w:b/>
         <w:bCs/>
-        <w:color w:val="FFFFFF" w:themeColor="background1"/>
+        <w:color w:val="000000"/>
       </w:rPr>
       <w:tblPr/>
       <w:tcPr>
@@ -4696,7 +4953,7 @@
     </w:tblStylePr>
     <w:tblStylePr w:type="nwCell">
       <w:rPr>
-        <w:color w:val="FFFFFF" w:themeColor="background1"/>
+        <w:color w:val="000000"/>
       </w:rPr>
       <w:tblPr/>
       <w:tcPr>
@@ -4741,7 +4998,7 @@
       <w:rPr>
         <w:b/>
         <w:bCs/>
-        <w:color w:val="FFFFFF" w:themeColor="background1"/>
+        <w:color w:val="000000"/>
       </w:rPr>
       <w:tblPr/>
       <w:tcPr>
@@ -4761,7 +5018,7 @@
         <w:spacing w:before="0" w:after="0" w:line="240" w:lineRule="auto"/>
       </w:pPr>
       <w:rPr>
-        <w:color w:val="auto"/>
+        <w:color w:val="000000"/>
       </w:rPr>
       <w:tblPr/>
       <w:tcPr>
@@ -4780,7 +5037,7 @@
       <w:rPr>
         <w:b/>
         <w:bCs/>
-        <w:color w:val="FFFFFF" w:themeColor="background1"/>
+        <w:color w:val="000000"/>
       </w:rPr>
       <w:tblPr/>
       <w:tcPr>
@@ -4799,7 +5056,7 @@
       <w:rPr>
         <w:b/>
         <w:bCs/>
-        <w:color w:val="FFFFFF" w:themeColor="background1"/>
+        <w:color w:val="000000"/>
       </w:rPr>
       <w:tblPr/>
       <w:tcPr>
@@ -4845,7 +5102,7 @@
     </w:tblStylePr>
     <w:tblStylePr w:type="nwCell">
       <w:rPr>
-        <w:color w:val="FFFFFF" w:themeColor="background1"/>
+        <w:color w:val="000000"/>
       </w:rPr>
       <w:tblPr/>
       <w:tcPr>
@@ -4890,7 +5147,7 @@
       <w:rPr>
         <w:b/>
         <w:bCs/>
-        <w:color w:val="FFFFFF" w:themeColor="background1"/>
+        <w:color w:val="000000"/>
       </w:rPr>
       <w:tblPr/>
       <w:tcPr>
@@ -4910,7 +5167,7 @@
         <w:spacing w:before="0" w:after="0" w:line="240" w:lineRule="auto"/>
       </w:pPr>
       <w:rPr>
-        <w:color w:val="auto"/>
+        <w:color w:val="000000"/>
       </w:rPr>
       <w:tblPr/>
       <w:tcPr>
@@ -4929,7 +5186,7 @@
       <w:rPr>
         <w:b/>
         <w:bCs/>
-        <w:color w:val="FFFFFF" w:themeColor="background1"/>
+        <w:color w:val="000000"/>
       </w:rPr>
       <w:tblPr/>
       <w:tcPr>
@@ -4948,7 +5205,7 @@
       <w:rPr>
         <w:b/>
         <w:bCs/>
-        <w:color w:val="FFFFFF" w:themeColor="background1"/>
+        <w:color w:val="000000"/>
       </w:rPr>
       <w:tblPr/>
       <w:tcPr>
@@ -4994,7 +5251,7 @@
     </w:tblStylePr>
     <w:tblStylePr w:type="nwCell">
       <w:rPr>
-        <w:color w:val="FFFFFF" w:themeColor="background1"/>
+        <w:color w:val="000000"/>
       </w:rPr>
       <w:tblPr/>
       <w:tcPr>
@@ -5039,7 +5296,7 @@
       <w:rPr>
         <w:b/>
         <w:bCs/>
-        <w:color w:val="FFFFFF" w:themeColor="background1"/>
+        <w:color w:val="000000"/>
       </w:rPr>
       <w:tblPr/>
       <w:tcPr>
@@ -5059,7 +5316,7 @@
         <w:spacing w:before="0" w:after="0" w:line="240" w:lineRule="auto"/>
       </w:pPr>
       <w:rPr>
-        <w:color w:val="auto"/>
+        <w:color w:val="000000"/>
       </w:rPr>
       <w:tblPr/>
       <w:tcPr>
@@ -5078,7 +5335,7 @@
       <w:rPr>
         <w:b/>
         <w:bCs/>
-        <w:color w:val="FFFFFF" w:themeColor="background1"/>
+        <w:color w:val="000000"/>
       </w:rPr>
       <w:tblPr/>
       <w:tcPr>
@@ -5097,7 +5354,7 @@
       <w:rPr>
         <w:b/>
         <w:bCs/>
-        <w:color w:val="FFFFFF" w:themeColor="background1"/>
+        <w:color w:val="000000"/>
       </w:rPr>
       <w:tblPr/>
       <w:tcPr>
@@ -5143,7 +5400,7 @@
     </w:tblStylePr>
     <w:tblStylePr w:type="nwCell">
       <w:rPr>
-        <w:color w:val="FFFFFF" w:themeColor="background1"/>
+        <w:color w:val="000000"/>
       </w:rPr>
       <w:tblPr/>
       <w:tcPr>
@@ -5188,7 +5445,7 @@
       <w:rPr>
         <w:b/>
         <w:bCs/>
-        <w:color w:val="FFFFFF" w:themeColor="background1"/>
+        <w:color w:val="000000"/>
       </w:rPr>
       <w:tblPr/>
       <w:tcPr>
@@ -5208,7 +5465,7 @@
         <w:spacing w:before="0" w:after="0" w:line="240" w:lineRule="auto"/>
       </w:pPr>
       <w:rPr>
-        <w:color w:val="auto"/>
+        <w:color w:val="000000"/>
       </w:rPr>
       <w:tblPr/>
       <w:tcPr>
@@ -5227,7 +5484,7 @@
       <w:rPr>
         <w:b/>
         <w:bCs/>
-        <w:color w:val="FFFFFF" w:themeColor="background1"/>
+        <w:color w:val="000000"/>
       </w:rPr>
       <w:tblPr/>
       <w:tcPr>
@@ -5246,7 +5503,7 @@
       <w:rPr>
         <w:b/>
         <w:bCs/>
-        <w:color w:val="FFFFFF" w:themeColor="background1"/>
+        <w:color w:val="000000"/>
       </w:rPr>
       <w:tblPr/>
       <w:tcPr>
@@ -5292,7 +5549,7 @@
     </w:tblStylePr>
     <w:tblStylePr w:type="nwCell">
       <w:rPr>
-        <w:color w:val="FFFFFF" w:themeColor="background1"/>
+        <w:color w:val="000000"/>
       </w:rPr>
       <w:tblPr/>
       <w:tcPr>
@@ -5337,7 +5594,7 @@
       <w:rPr>
         <w:b/>
         <w:bCs/>
-        <w:color w:val="FFFFFF" w:themeColor="background1"/>
+        <w:color w:val="000000"/>
       </w:rPr>
       <w:tblPr/>
       <w:tcPr>
@@ -5357,7 +5614,7 @@
         <w:spacing w:before="0" w:after="0" w:line="240" w:lineRule="auto"/>
       </w:pPr>
       <w:rPr>
-        <w:color w:val="auto"/>
+        <w:color w:val="000000"/>
       </w:rPr>
       <w:tblPr/>
       <w:tcPr>
@@ -5376,7 +5633,7 @@
       <w:rPr>
         <w:b/>
         <w:bCs/>
-        <w:color w:val="FFFFFF" w:themeColor="background1"/>
+        <w:color w:val="000000"/>
       </w:rPr>
       <w:tblPr/>
       <w:tcPr>
@@ -5395,7 +5652,7 @@
       <w:rPr>
         <w:b/>
         <w:bCs/>
-        <w:color w:val="FFFFFF" w:themeColor="background1"/>
+        <w:color w:val="000000"/>
       </w:rPr>
       <w:tblPr/>
       <w:tcPr>
@@ -5441,7 +5698,7 @@
     </w:tblStylePr>
     <w:tblStylePr w:type="nwCell">
       <w:rPr>
-        <w:color w:val="FFFFFF" w:themeColor="background1"/>
+        <w:color w:val="000000"/>
       </w:rPr>
       <w:tblPr/>
       <w:tcPr>
@@ -5465,7 +5722,7 @@
       <w:spacing w:after="0" w:line="240" w:lineRule="auto"/>
     </w:pPr>
     <w:rPr>
-      <w:color w:val="000000" w:themeColor="text1"/>
+      <w:color w:val="000000"/>
     </w:rPr>
     <w:tblPr>
       <w:tblStyleRowBandSize w:val="1"/>
@@ -5498,7 +5755,7 @@
       <w:rPr>
         <w:b/>
         <w:bCs/>
-        <w:color w:val="1F497D" w:themeColor="text2"/>
+        <w:color w:val="000000"/>
       </w:rPr>
       <w:tblPr/>
       <w:tcPr>
@@ -5549,7 +5806,7 @@
       <w:spacing w:after="0" w:line="240" w:lineRule="auto"/>
     </w:pPr>
     <w:rPr>
-      <w:color w:val="000000" w:themeColor="text1"/>
+      <w:color w:val="000000"/>
     </w:rPr>
     <w:tblPr>
       <w:tblStyleRowBandSize w:val="1"/>
@@ -5582,7 +5839,7 @@
       <w:rPr>
         <w:b/>
         <w:bCs/>
-        <w:color w:val="1F497D" w:themeColor="text2"/>
+        <w:color w:val="000000"/>
       </w:rPr>
       <w:tblPr/>
       <w:tcPr>
@@ -5633,7 +5890,7 @@
       <w:spacing w:after="0" w:line="240" w:lineRule="auto"/>
     </w:pPr>
     <w:rPr>
-      <w:color w:val="000000" w:themeColor="text1"/>
+      <w:color w:val="000000"/>
     </w:rPr>
     <w:tblPr>
       <w:tblStyleRowBandSize w:val="1"/>
@@ -5666,7 +5923,7 @@
       <w:rPr>
         <w:b/>
         <w:bCs/>
-        <w:color w:val="1F497D" w:themeColor="text2"/>
+        <w:color w:val="000000"/>
       </w:rPr>
       <w:tblPr/>
       <w:tcPr>
@@ -5717,7 +5974,7 @@
       <w:spacing w:after="0" w:line="240" w:lineRule="auto"/>
     </w:pPr>
     <w:rPr>
-      <w:color w:val="000000" w:themeColor="text1"/>
+      <w:color w:val="000000"/>
     </w:rPr>
     <w:tblPr>
       <w:tblStyleRowBandSize w:val="1"/>
@@ -5750,7 +6007,7 @@
       <w:rPr>
         <w:b/>
         <w:bCs/>
-        <w:color w:val="1F497D" w:themeColor="text2"/>
+        <w:color w:val="000000"/>
       </w:rPr>
       <w:tblPr/>
       <w:tcPr>
@@ -5801,7 +6058,7 @@
       <w:spacing w:after="0" w:line="240" w:lineRule="auto"/>
     </w:pPr>
     <w:rPr>
-      <w:color w:val="000000" w:themeColor="text1"/>
+      <w:color w:val="000000"/>
     </w:rPr>
     <w:tblPr>
       <w:tblStyleRowBandSize w:val="1"/>
@@ -5834,7 +6091,7 @@
       <w:rPr>
         <w:b/>
         <w:bCs/>
-        <w:color w:val="1F497D" w:themeColor="text2"/>
+        <w:color w:val="000000"/>
       </w:rPr>
       <w:tblPr/>
       <w:tcPr>
@@ -5885,7 +6142,7 @@
       <w:spacing w:after="0" w:line="240" w:lineRule="auto"/>
     </w:pPr>
     <w:rPr>
-      <w:color w:val="000000" w:themeColor="text1"/>
+      <w:color w:val="000000"/>
     </w:rPr>
     <w:tblPr>
       <w:tblStyleRowBandSize w:val="1"/>
@@ -5918,7 +6175,7 @@
       <w:rPr>
         <w:b/>
         <w:bCs/>
-        <w:color w:val="1F497D" w:themeColor="text2"/>
+        <w:color w:val="000000"/>
       </w:rPr>
       <w:tblPr/>
       <w:tcPr>
@@ -5969,7 +6226,7 @@
       <w:spacing w:after="0" w:line="240" w:lineRule="auto"/>
     </w:pPr>
     <w:rPr>
-      <w:color w:val="000000" w:themeColor="text1"/>
+      <w:color w:val="000000"/>
     </w:rPr>
     <w:tblPr>
       <w:tblStyleRowBandSize w:val="1"/>
@@ -6002,7 +6259,7 @@
       <w:rPr>
         <w:b/>
         <w:bCs/>
-        <w:color w:val="1F497D" w:themeColor="text2"/>
+        <w:color w:val="000000"/>
       </w:rPr>
       <w:tblPr/>
       <w:tcPr>
@@ -6054,7 +6311,7 @@
     </w:pPr>
     <w:rPr>
       <w:rFonts w:asciiTheme="majorHAnsi" w:eastAsiaTheme="majorEastAsia" w:hAnsiTheme="majorHAnsi" w:cstheme="majorBidi"/>
-      <w:color w:val="000000" w:themeColor="text1"/>
+      <w:color w:val="000000"/>
     </w:rPr>
     <w:tblPr>
       <w:tblStyleRowBandSize w:val="1"/>
@@ -6182,7 +6439,7 @@
     </w:pPr>
     <w:rPr>
       <w:rFonts w:asciiTheme="majorHAnsi" w:eastAsiaTheme="majorEastAsia" w:hAnsiTheme="majorHAnsi" w:cstheme="majorBidi"/>
-      <w:color w:val="000000" w:themeColor="text1"/>
+      <w:color w:val="000000"/>
     </w:rPr>
     <w:tblPr>
       <w:tblStyleRowBandSize w:val="1"/>
@@ -6310,7 +6567,7 @@
     </w:pPr>
     <w:rPr>
       <w:rFonts w:asciiTheme="majorHAnsi" w:eastAsiaTheme="majorEastAsia" w:hAnsiTheme="majorHAnsi" w:cstheme="majorBidi"/>
-      <w:color w:val="000000" w:themeColor="text1"/>
+      <w:color w:val="000000"/>
     </w:rPr>
     <w:tblPr>
       <w:tblStyleRowBandSize w:val="1"/>
@@ -6438,7 +6695,7 @@
     </w:pPr>
     <w:rPr>
       <w:rFonts w:asciiTheme="majorHAnsi" w:eastAsiaTheme="majorEastAsia" w:hAnsiTheme="majorHAnsi" w:cstheme="majorBidi"/>
-      <w:color w:val="000000" w:themeColor="text1"/>
+      <w:color w:val="000000"/>
     </w:rPr>
     <w:tblPr>
       <w:tblStyleRowBandSize w:val="1"/>
@@ -6566,7 +6823,7 @@
     </w:pPr>
     <w:rPr>
       <w:rFonts w:asciiTheme="majorHAnsi" w:eastAsiaTheme="majorEastAsia" w:hAnsiTheme="majorHAnsi" w:cstheme="majorBidi"/>
-      <w:color w:val="000000" w:themeColor="text1"/>
+      <w:color w:val="000000"/>
     </w:rPr>
     <w:tblPr>
       <w:tblStyleRowBandSize w:val="1"/>
@@ -6694,7 +6951,7 @@
     </w:pPr>
     <w:rPr>
       <w:rFonts w:asciiTheme="majorHAnsi" w:eastAsiaTheme="majorEastAsia" w:hAnsiTheme="majorHAnsi" w:cstheme="majorBidi"/>
-      <w:color w:val="000000" w:themeColor="text1"/>
+      <w:color w:val="000000"/>
     </w:rPr>
     <w:tblPr>
       <w:tblStyleRowBandSize w:val="1"/>
@@ -6822,7 +7079,7 @@
     </w:pPr>
     <w:rPr>
       <w:rFonts w:asciiTheme="majorHAnsi" w:eastAsiaTheme="majorEastAsia" w:hAnsiTheme="majorHAnsi" w:cstheme="majorBidi"/>
-      <w:color w:val="000000" w:themeColor="text1"/>
+      <w:color w:val="000000"/>
     </w:rPr>
     <w:tblPr>
       <w:tblStyleRowBandSize w:val="1"/>
@@ -7461,7 +7718,7 @@
     </w:pPr>
     <w:rPr>
       <w:rFonts w:asciiTheme="majorHAnsi" w:eastAsiaTheme="majorEastAsia" w:hAnsiTheme="majorHAnsi" w:cstheme="majorBidi"/>
-      <w:color w:val="000000" w:themeColor="text1"/>
+      <w:color w:val="000000"/>
     </w:rPr>
     <w:tblPr>
       <w:tblStyleRowBandSize w:val="1"/>
@@ -7489,7 +7746,7 @@
       <w:rPr>
         <w:b/>
         <w:bCs/>
-        <w:color w:val="000000" w:themeColor="text1"/>
+        <w:color w:val="000000"/>
       </w:rPr>
       <w:tblPr/>
       <w:tcPr>
@@ -7500,7 +7757,7 @@
       <w:rPr>
         <w:b/>
         <w:bCs/>
-        <w:color w:val="000000" w:themeColor="text1"/>
+        <w:color w:val="000000"/>
       </w:rPr>
       <w:tblPr/>
       <w:tcPr>
@@ -7519,7 +7776,7 @@
       <w:rPr>
         <w:b/>
         <w:bCs/>
-        <w:color w:val="000000" w:themeColor="text1"/>
+        <w:color w:val="000000"/>
       </w:rPr>
       <w:tblPr/>
       <w:tcPr>
@@ -7538,7 +7795,7 @@
       <w:rPr>
         <w:b w:val="0"/>
         <w:bCs w:val="0"/>
-        <w:color w:val="000000" w:themeColor="text1"/>
+        <w:color w:val="000000"/>
       </w:rPr>
       <w:tblPr/>
       <w:tcPr>
@@ -7586,7 +7843,7 @@
     </w:pPr>
     <w:rPr>
       <w:rFonts w:asciiTheme="majorHAnsi" w:eastAsiaTheme="majorEastAsia" w:hAnsiTheme="majorHAnsi" w:cstheme="majorBidi"/>
-      <w:color w:val="000000" w:themeColor="text1"/>
+      <w:color w:val="000000"/>
     </w:rPr>
     <w:tblPr>
       <w:tblStyleRowBandSize w:val="1"/>
@@ -7614,7 +7871,7 @@
       <w:rPr>
         <w:b/>
         <w:bCs/>
-        <w:color w:val="000000" w:themeColor="text1"/>
+        <w:color w:val="000000"/>
       </w:rPr>
       <w:tblPr/>
       <w:tcPr>
@@ -7625,7 +7882,7 @@
       <w:rPr>
         <w:b/>
         <w:bCs/>
-        <w:color w:val="000000" w:themeColor="text1"/>
+        <w:color w:val="000000"/>
       </w:rPr>
       <w:tblPr/>
       <w:tcPr>
@@ -7644,7 +7901,7 @@
       <w:rPr>
         <w:b/>
         <w:bCs/>
-        <w:color w:val="000000" w:themeColor="text1"/>
+        <w:color w:val="000000"/>
       </w:rPr>
       <w:tblPr/>
       <w:tcPr>
@@ -7663,7 +7920,7 @@
       <w:rPr>
         <w:b w:val="0"/>
         <w:bCs w:val="0"/>
-        <w:color w:val="000000" w:themeColor="text1"/>
+        <w:color w:val="000000"/>
       </w:rPr>
       <w:tblPr/>
       <w:tcPr>
@@ -7711,7 +7968,7 @@
     </w:pPr>
     <w:rPr>
       <w:rFonts w:asciiTheme="majorHAnsi" w:eastAsiaTheme="majorEastAsia" w:hAnsiTheme="majorHAnsi" w:cstheme="majorBidi"/>
-      <w:color w:val="000000" w:themeColor="text1"/>
+      <w:color w:val="000000"/>
     </w:rPr>
     <w:tblPr>
       <w:tblStyleRowBandSize w:val="1"/>
@@ -7739,7 +7996,7 @@
       <w:rPr>
         <w:b/>
         <w:bCs/>
-        <w:color w:val="000000" w:themeColor="text1"/>
+        <w:color w:val="000000"/>
       </w:rPr>
       <w:tblPr/>
       <w:tcPr>
@@ -7750,7 +8007,7 @@
       <w:rPr>
         <w:b/>
         <w:bCs/>
-        <w:color w:val="000000" w:themeColor="text1"/>
+        <w:color w:val="000000"/>
       </w:rPr>
       <w:tblPr/>
       <w:tcPr>
@@ -7769,7 +8026,7 @@
       <w:rPr>
         <w:b/>
         <w:bCs/>
-        <w:color w:val="000000" w:themeColor="text1"/>
+        <w:color w:val="000000"/>
       </w:rPr>
       <w:tblPr/>
       <w:tcPr>
@@ -7788,7 +8045,7 @@
       <w:rPr>
         <w:b w:val="0"/>
         <w:bCs w:val="0"/>
-        <w:color w:val="000000" w:themeColor="text1"/>
+        <w:color w:val="000000"/>
       </w:rPr>
       <w:tblPr/>
       <w:tcPr>
@@ -7836,7 +8093,7 @@
     </w:pPr>
     <w:rPr>
       <w:rFonts w:asciiTheme="majorHAnsi" w:eastAsiaTheme="majorEastAsia" w:hAnsiTheme="majorHAnsi" w:cstheme="majorBidi"/>
-      <w:color w:val="000000" w:themeColor="text1"/>
+      <w:color w:val="000000"/>
     </w:rPr>
     <w:tblPr>
       <w:tblStyleRowBandSize w:val="1"/>
@@ -7864,7 +8121,7 @@
       <w:rPr>
         <w:b/>
         <w:bCs/>
-        <w:color w:val="000000" w:themeColor="text1"/>
+        <w:color w:val="000000"/>
       </w:rPr>
       <w:tblPr/>
       <w:tcPr>
@@ -7875,7 +8132,7 @@
       <w:rPr>
         <w:b/>
         <w:bCs/>
-        <w:color w:val="000000" w:themeColor="text1"/>
+        <w:color w:val="000000"/>
       </w:rPr>
       <w:tblPr/>
       <w:tcPr>
@@ -7894,7 +8151,7 @@
       <w:rPr>
         <w:b/>
         <w:bCs/>
-        <w:color w:val="000000" w:themeColor="text1"/>
+        <w:color w:val="000000"/>
       </w:rPr>
       <w:tblPr/>
       <w:tcPr>
@@ -7913,7 +8170,7 @@
       <w:rPr>
         <w:b w:val="0"/>
         <w:bCs w:val="0"/>
-        <w:color w:val="000000" w:themeColor="text1"/>
+        <w:color w:val="000000"/>
       </w:rPr>
       <w:tblPr/>
       <w:tcPr>
@@ -7961,7 +8218,7 @@
     </w:pPr>
     <w:rPr>
       <w:rFonts w:asciiTheme="majorHAnsi" w:eastAsiaTheme="majorEastAsia" w:hAnsiTheme="majorHAnsi" w:cstheme="majorBidi"/>
-      <w:color w:val="000000" w:themeColor="text1"/>
+      <w:color w:val="000000"/>
     </w:rPr>
     <w:tblPr>
       <w:tblStyleRowBandSize w:val="1"/>
@@ -7989,7 +8246,7 @@
       <w:rPr>
         <w:b/>
         <w:bCs/>
-        <w:color w:val="000000" w:themeColor="text1"/>
+        <w:color w:val="000000"/>
       </w:rPr>
       <w:tblPr/>
       <w:tcPr>
@@ -8000,7 +8257,7 @@
       <w:rPr>
         <w:b/>
         <w:bCs/>
-        <w:color w:val="000000" w:themeColor="text1"/>
+        <w:color w:val="000000"/>
       </w:rPr>
       <w:tblPr/>
       <w:tcPr>
@@ -8019,7 +8276,7 @@
       <w:rPr>
         <w:b/>
         <w:bCs/>
-        <w:color w:val="000000" w:themeColor="text1"/>
+        <w:color w:val="000000"/>
       </w:rPr>
       <w:tblPr/>
       <w:tcPr>
@@ -8038,7 +8295,7 @@
       <w:rPr>
         <w:b w:val="0"/>
         <w:bCs w:val="0"/>
-        <w:color w:val="000000" w:themeColor="text1"/>
+        <w:color w:val="000000"/>
       </w:rPr>
       <w:tblPr/>
       <w:tcPr>
@@ -8086,7 +8343,7 @@
     </w:pPr>
     <w:rPr>
       <w:rFonts w:asciiTheme="majorHAnsi" w:eastAsiaTheme="majorEastAsia" w:hAnsiTheme="majorHAnsi" w:cstheme="majorBidi"/>
-      <w:color w:val="000000" w:themeColor="text1"/>
+      <w:color w:val="000000"/>
     </w:rPr>
     <w:tblPr>
       <w:tblStyleRowBandSize w:val="1"/>
@@ -8114,7 +8371,7 @@
       <w:rPr>
         <w:b/>
         <w:bCs/>
-        <w:color w:val="000000" w:themeColor="text1"/>
+        <w:color w:val="000000"/>
       </w:rPr>
       <w:tblPr/>
       <w:tcPr>
@@ -8125,7 +8382,7 @@
       <w:rPr>
         <w:b/>
         <w:bCs/>
-        <w:color w:val="000000" w:themeColor="text1"/>
+        <w:color w:val="000000"/>
       </w:rPr>
       <w:tblPr/>
       <w:tcPr>
@@ -8144,7 +8401,7 @@
       <w:rPr>
         <w:b/>
         <w:bCs/>
-        <w:color w:val="000000" w:themeColor="text1"/>
+        <w:color w:val="000000"/>
       </w:rPr>
       <w:tblPr/>
       <w:tcPr>
@@ -8163,7 +8420,7 @@
       <w:rPr>
         <w:b w:val="0"/>
         <w:bCs w:val="0"/>
-        <w:color w:val="000000" w:themeColor="text1"/>
+        <w:color w:val="000000"/>
       </w:rPr>
       <w:tblPr/>
       <w:tcPr>
@@ -8211,7 +8468,7 @@
     </w:pPr>
     <w:rPr>
       <w:rFonts w:asciiTheme="majorHAnsi" w:eastAsiaTheme="majorEastAsia" w:hAnsiTheme="majorHAnsi" w:cstheme="majorBidi"/>
-      <w:color w:val="000000" w:themeColor="text1"/>
+      <w:color w:val="000000"/>
     </w:rPr>
     <w:tblPr>
       <w:tblStyleRowBandSize w:val="1"/>
@@ -8239,7 +8496,7 @@
       <w:rPr>
         <w:b/>
         <w:bCs/>
-        <w:color w:val="000000" w:themeColor="text1"/>
+        <w:color w:val="000000"/>
       </w:rPr>
       <w:tblPr/>
       <w:tcPr>
@@ -8250,7 +8507,7 @@
       <w:rPr>
         <w:b/>
         <w:bCs/>
-        <w:color w:val="000000" w:themeColor="text1"/>
+        <w:color w:val="000000"/>
       </w:rPr>
       <w:tblPr/>
       <w:tcPr>
@@ -8269,7 +8526,7 @@
       <w:rPr>
         <w:b/>
         <w:bCs/>
-        <w:color w:val="000000" w:themeColor="text1"/>
+        <w:color w:val="000000"/>
       </w:rPr>
       <w:tblPr/>
       <w:tcPr>
@@ -8288,7 +8545,7 @@
       <w:rPr>
         <w:b w:val="0"/>
         <w:bCs w:val="0"/>
-        <w:color w:val="000000" w:themeColor="text1"/>
+        <w:color w:val="000000"/>
       </w:rPr>
       <w:tblPr/>
       <w:tcPr>
@@ -8362,7 +8619,7 @@
         <w:bCs/>
         <w:i w:val="0"/>
         <w:iCs w:val="0"/>
-        <w:color w:val="FFFFFF" w:themeColor="background1"/>
+        <w:color w:val="000000"/>
       </w:rPr>
       <w:tblPr/>
       <w:tcPr>
@@ -8383,7 +8640,7 @@
         <w:bCs/>
         <w:i w:val="0"/>
         <w:iCs w:val="0"/>
-        <w:color w:val="FFFFFF" w:themeColor="background1"/>
+        <w:color w:val="000000"/>
       </w:rPr>
       <w:tblPr/>
       <w:tcPr>
@@ -8404,7 +8661,7 @@
         <w:bCs/>
         <w:i w:val="0"/>
         <w:iCs w:val="0"/>
-        <w:color w:val="FFFFFF" w:themeColor="background1"/>
+        <w:color w:val="000000"/>
       </w:rPr>
       <w:tblPr/>
       <w:tcPr>
@@ -8423,7 +8680,7 @@
         <w:bCs/>
         <w:i w:val="0"/>
         <w:iCs w:val="0"/>
-        <w:color w:val="FFFFFF" w:themeColor="background1"/>
+        <w:color w:val="000000"/>
       </w:rPr>
       <w:tblPr/>
       <w:tcPr>
@@ -8503,7 +8760,7 @@
         <w:bCs/>
         <w:i w:val="0"/>
         <w:iCs w:val="0"/>
-        <w:color w:val="FFFFFF" w:themeColor="background1"/>
+        <w:color w:val="000000"/>
       </w:rPr>
       <w:tblPr/>
       <w:tcPr>
@@ -8524,7 +8781,7 @@
         <w:bCs/>
         <w:i w:val="0"/>
         <w:iCs w:val="0"/>
-        <w:color w:val="FFFFFF" w:themeColor="background1"/>
+        <w:color w:val="000000"/>
       </w:rPr>
       <w:tblPr/>
       <w:tcPr>
@@ -8545,7 +8802,7 @@
         <w:bCs/>
         <w:i w:val="0"/>
         <w:iCs w:val="0"/>
-        <w:color w:val="FFFFFF" w:themeColor="background1"/>
+        <w:color w:val="000000"/>
       </w:rPr>
       <w:tblPr/>
       <w:tcPr>
@@ -8564,7 +8821,7 @@
         <w:bCs/>
         <w:i w:val="0"/>
         <w:iCs w:val="0"/>
-        <w:color w:val="FFFFFF" w:themeColor="background1"/>
+        <w:color w:val="000000"/>
       </w:rPr>
       <w:tblPr/>
       <w:tcPr>
@@ -8644,7 +8901,7 @@
         <w:bCs/>
         <w:i w:val="0"/>
         <w:iCs w:val="0"/>
-        <w:color w:val="FFFFFF" w:themeColor="background1"/>
+        <w:color w:val="000000"/>
       </w:rPr>
       <w:tblPr/>
       <w:tcPr>
@@ -8665,7 +8922,7 @@
         <w:bCs/>
         <w:i w:val="0"/>
         <w:iCs w:val="0"/>
-        <w:color w:val="FFFFFF" w:themeColor="background1"/>
+        <w:color w:val="000000"/>
       </w:rPr>
       <w:tblPr/>
       <w:tcPr>
@@ -8686,7 +8943,7 @@
         <w:bCs/>
         <w:i w:val="0"/>
         <w:iCs w:val="0"/>
-        <w:color w:val="FFFFFF" w:themeColor="background1"/>
+        <w:color w:val="000000"/>
       </w:rPr>
       <w:tblPr/>
       <w:tcPr>
@@ -8705,7 +8962,7 @@
         <w:bCs/>
         <w:i w:val="0"/>
         <w:iCs w:val="0"/>
-        <w:color w:val="FFFFFF" w:themeColor="background1"/>
+        <w:color w:val="000000"/>
       </w:rPr>
       <w:tblPr/>
       <w:tcPr>
@@ -8785,7 +9042,7 @@
         <w:bCs/>
         <w:i w:val="0"/>
         <w:iCs w:val="0"/>
-        <w:color w:val="FFFFFF" w:themeColor="background1"/>
+        <w:color w:val="000000"/>
       </w:rPr>
       <w:tblPr/>
       <w:tcPr>
@@ -8806,7 +9063,7 @@
         <w:bCs/>
         <w:i w:val="0"/>
         <w:iCs w:val="0"/>
-        <w:color w:val="FFFFFF" w:themeColor="background1"/>
+        <w:color w:val="000000"/>
       </w:rPr>
       <w:tblPr/>
       <w:tcPr>
@@ -8827,7 +9084,7 @@
         <w:bCs/>
         <w:i w:val="0"/>
         <w:iCs w:val="0"/>
-        <w:color w:val="FFFFFF" w:themeColor="background1"/>
+        <w:color w:val="000000"/>
       </w:rPr>
       <w:tblPr/>
       <w:tcPr>
@@ -8846,7 +9103,7 @@
         <w:bCs/>
         <w:i w:val="0"/>
         <w:iCs w:val="0"/>
-        <w:color w:val="FFFFFF" w:themeColor="background1"/>
+        <w:color w:val="000000"/>
       </w:rPr>
       <w:tblPr/>
       <w:tcPr>
@@ -8926,7 +9183,7 @@
         <w:bCs/>
         <w:i w:val="0"/>
         <w:iCs w:val="0"/>
-        <w:color w:val="FFFFFF" w:themeColor="background1"/>
+        <w:color w:val="000000"/>
       </w:rPr>
       <w:tblPr/>
       <w:tcPr>
@@ -8947,7 +9204,7 @@
         <w:bCs/>
         <w:i w:val="0"/>
         <w:iCs w:val="0"/>
-        <w:color w:val="FFFFFF" w:themeColor="background1"/>
+        <w:color w:val="000000"/>
       </w:rPr>
       <w:tblPr/>
       <w:tcPr>
@@ -8968,7 +9225,7 @@
         <w:bCs/>
         <w:i w:val="0"/>
         <w:iCs w:val="0"/>
-        <w:color w:val="FFFFFF" w:themeColor="background1"/>
+        <w:color w:val="000000"/>
       </w:rPr>
       <w:tblPr/>
       <w:tcPr>
@@ -8987,7 +9244,7 @@
         <w:bCs/>
         <w:i w:val="0"/>
         <w:iCs w:val="0"/>
-        <w:color w:val="FFFFFF" w:themeColor="background1"/>
+        <w:color w:val="000000"/>
       </w:rPr>
       <w:tblPr/>
       <w:tcPr>
@@ -9067,7 +9324,7 @@
         <w:bCs/>
         <w:i w:val="0"/>
         <w:iCs w:val="0"/>
-        <w:color w:val="FFFFFF" w:themeColor="background1"/>
+        <w:color w:val="000000"/>
       </w:rPr>
       <w:tblPr/>
       <w:tcPr>
@@ -9088,7 +9345,7 @@
         <w:bCs/>
         <w:i w:val="0"/>
         <w:iCs w:val="0"/>
-        <w:color w:val="FFFFFF" w:themeColor="background1"/>
+        <w:color w:val="000000"/>
       </w:rPr>
       <w:tblPr/>
       <w:tcPr>
@@ -9109,7 +9366,7 @@
         <w:bCs/>
         <w:i w:val="0"/>
         <w:iCs w:val="0"/>
-        <w:color w:val="FFFFFF" w:themeColor="background1"/>
+        <w:color w:val="000000"/>
       </w:rPr>
       <w:tblPr/>
       <w:tcPr>
@@ -9128,7 +9385,7 @@
         <w:bCs/>
         <w:i w:val="0"/>
         <w:iCs w:val="0"/>
-        <w:color w:val="FFFFFF" w:themeColor="background1"/>
+        <w:color w:val="000000"/>
       </w:rPr>
       <w:tblPr/>
       <w:tcPr>
@@ -9208,7 +9465,7 @@
         <w:bCs/>
         <w:i w:val="0"/>
         <w:iCs w:val="0"/>
-        <w:color w:val="FFFFFF" w:themeColor="background1"/>
+        <w:color w:val="000000"/>
       </w:rPr>
       <w:tblPr/>
       <w:tcPr>
@@ -9229,7 +9486,7 @@
         <w:bCs/>
         <w:i w:val="0"/>
         <w:iCs w:val="0"/>
-        <w:color w:val="FFFFFF" w:themeColor="background1"/>
+        <w:color w:val="000000"/>
       </w:rPr>
       <w:tblPr/>
       <w:tcPr>
@@ -9250,7 +9507,7 @@
         <w:bCs/>
         <w:i w:val="0"/>
         <w:iCs w:val="0"/>
-        <w:color w:val="FFFFFF" w:themeColor="background1"/>
+        <w:color w:val="000000"/>
       </w:rPr>
       <w:tblPr/>
       <w:tcPr>
@@ -9269,7 +9526,7 @@
         <w:bCs/>
         <w:i w:val="0"/>
         <w:iCs w:val="0"/>
-        <w:color w:val="FFFFFF" w:themeColor="background1"/>
+        <w:color w:val="000000"/>
       </w:rPr>
       <w:tblPr/>
       <w:tcPr>
@@ -9322,7 +9579,7 @@
       <w:spacing w:after="0" w:line="240" w:lineRule="auto"/>
     </w:pPr>
     <w:rPr>
-      <w:color w:val="FFFFFF" w:themeColor="background1"/>
+      <w:color w:val="000000"/>
     </w:rPr>
     <w:tblPr>
       <w:tblStyleRowBandSize w:val="1"/>
@@ -9436,7 +9693,7 @@
       <w:spacing w:after="0" w:line="240" w:lineRule="auto"/>
     </w:pPr>
     <w:rPr>
-      <w:color w:val="FFFFFF" w:themeColor="background1"/>
+      <w:color w:val="000000"/>
     </w:rPr>
     <w:tblPr>
       <w:tblStyleRowBandSize w:val="1"/>
@@ -9550,7 +9807,7 @@
       <w:spacing w:after="0" w:line="240" w:lineRule="auto"/>
     </w:pPr>
     <w:rPr>
-      <w:color w:val="FFFFFF" w:themeColor="background1"/>
+      <w:color w:val="000000"/>
     </w:rPr>
     <w:tblPr>
       <w:tblStyleRowBandSize w:val="1"/>
@@ -9664,7 +9921,7 @@
       <w:spacing w:after="0" w:line="240" w:lineRule="auto"/>
     </w:pPr>
     <w:rPr>
-      <w:color w:val="FFFFFF" w:themeColor="background1"/>
+      <w:color w:val="000000"/>
     </w:rPr>
     <w:tblPr>
       <w:tblStyleRowBandSize w:val="1"/>
@@ -9778,7 +10035,7 @@
       <w:spacing w:after="0" w:line="240" w:lineRule="auto"/>
     </w:pPr>
     <w:rPr>
-      <w:color w:val="FFFFFF" w:themeColor="background1"/>
+      <w:color w:val="000000"/>
     </w:rPr>
     <w:tblPr>
       <w:tblStyleRowBandSize w:val="1"/>
@@ -9892,7 +10149,7 @@
       <w:spacing w:after="0" w:line="240" w:lineRule="auto"/>
     </w:pPr>
     <w:rPr>
-      <w:color w:val="FFFFFF" w:themeColor="background1"/>
+      <w:color w:val="000000"/>
     </w:rPr>
     <w:tblPr>
       <w:tblStyleRowBandSize w:val="1"/>
@@ -10006,7 +10263,7 @@
       <w:spacing w:after="0" w:line="240" w:lineRule="auto"/>
     </w:pPr>
     <w:rPr>
-      <w:color w:val="FFFFFF" w:themeColor="background1"/>
+      <w:color w:val="000000"/>
     </w:rPr>
     <w:tblPr>
       <w:tblStyleRowBandSize w:val="1"/>
@@ -10120,7 +10377,7 @@
       <w:spacing w:after="0" w:line="240" w:lineRule="auto"/>
     </w:pPr>
     <w:rPr>
-      <w:color w:val="000000" w:themeColor="text1"/>
+      <w:color w:val="000000"/>
     </w:rPr>
     <w:tblPr>
       <w:tblStyleRowBandSize w:val="1"/>
@@ -10166,7 +10423,7 @@
       <w:rPr>
         <w:b/>
         <w:bCs/>
-        <w:color w:val="FFFFFF" w:themeColor="background1"/>
+        <w:color w:val="000000"/>
       </w:rPr>
       <w:tblPr/>
       <w:tcPr>
@@ -10178,7 +10435,7 @@
     </w:tblStylePr>
     <w:tblStylePr w:type="firstCol">
       <w:rPr>
-        <w:color w:val="FFFFFF" w:themeColor="background1"/>
+        <w:color w:val="000000"/>
       </w:rPr>
       <w:tblPr/>
       <w:tcPr>
@@ -10195,7 +10452,7 @@
     </w:tblStylePr>
     <w:tblStylePr w:type="lastCol">
       <w:rPr>
-        <w:color w:val="FFFFFF" w:themeColor="background1"/>
+        <w:color w:val="000000"/>
       </w:rPr>
       <w:tblPr/>
       <w:tcPr>
@@ -10224,12 +10481,12 @@
     </w:tblStylePr>
     <w:tblStylePr w:type="neCell">
       <w:rPr>
-        <w:color w:val="000000" w:themeColor="text1"/>
+        <w:color w:val="000000"/>
       </w:rPr>
     </w:tblStylePr>
     <w:tblStylePr w:type="nwCell">
       <w:rPr>
-        <w:color w:val="000000" w:themeColor="text1"/>
+        <w:color w:val="000000"/>
       </w:rPr>
     </w:tblStylePr>
   </w:style>
@@ -10242,7 +10499,7 @@
       <w:spacing w:after="0" w:line="240" w:lineRule="auto"/>
     </w:pPr>
     <w:rPr>
-      <w:color w:val="000000" w:themeColor="text1"/>
+      <w:color w:val="000000"/>
     </w:rPr>
     <w:tblPr>
       <w:tblStyleRowBandSize w:val="1"/>
@@ -10288,7 +10545,7 @@
       <w:rPr>
         <w:b/>
         <w:bCs/>
-        <w:color w:val="FFFFFF" w:themeColor="background1"/>
+        <w:color w:val="000000"/>
       </w:rPr>
       <w:tblPr/>
       <w:tcPr>
@@ -10300,7 +10557,7 @@
     </w:tblStylePr>
     <w:tblStylePr w:type="firstCol">
       <w:rPr>
-        <w:color w:val="FFFFFF" w:themeColor="background1"/>
+        <w:color w:val="000000"/>
       </w:rPr>
       <w:tblPr/>
       <w:tcPr>
@@ -10317,7 +10574,7 @@
     </w:tblStylePr>
     <w:tblStylePr w:type="lastCol">
       <w:rPr>
-        <w:color w:val="FFFFFF" w:themeColor="background1"/>
+        <w:color w:val="000000"/>
       </w:rPr>
       <w:tblPr/>
       <w:tcPr>
@@ -10346,12 +10603,12 @@
     </w:tblStylePr>
     <w:tblStylePr w:type="neCell">
       <w:rPr>
-        <w:color w:val="000000" w:themeColor="text1"/>
+        <w:color w:val="000000"/>
       </w:rPr>
     </w:tblStylePr>
     <w:tblStylePr w:type="nwCell">
       <w:rPr>
-        <w:color w:val="000000" w:themeColor="text1"/>
+        <w:color w:val="000000"/>
       </w:rPr>
     </w:tblStylePr>
   </w:style>
@@ -10364,7 +10621,7 @@
       <w:spacing w:after="0" w:line="240" w:lineRule="auto"/>
     </w:pPr>
     <w:rPr>
-      <w:color w:val="000000" w:themeColor="text1"/>
+      <w:color w:val="000000"/>
     </w:rPr>
     <w:tblPr>
       <w:tblStyleRowBandSize w:val="1"/>
@@ -10410,7 +10667,7 @@
       <w:rPr>
         <w:b/>
         <w:bCs/>
-        <w:color w:val="FFFFFF" w:themeColor="background1"/>
+        <w:color w:val="000000"/>
       </w:rPr>
       <w:tblPr/>
       <w:tcPr>
@@ -10422,7 +10679,7 @@
     </w:tblStylePr>
     <w:tblStylePr w:type="firstCol">
       <w:rPr>
-        <w:color w:val="FFFFFF" w:themeColor="background1"/>
+        <w:color w:val="000000"/>
       </w:rPr>
       <w:tblPr/>
       <w:tcPr>
@@ -10439,7 +10696,7 @@
     </w:tblStylePr>
     <w:tblStylePr w:type="lastCol">
       <w:rPr>
-        <w:color w:val="FFFFFF" w:themeColor="background1"/>
+        <w:color w:val="000000"/>
       </w:rPr>
       <w:tblPr/>
       <w:tcPr>
@@ -10468,12 +10725,12 @@
     </w:tblStylePr>
     <w:tblStylePr w:type="neCell">
       <w:rPr>
-        <w:color w:val="000000" w:themeColor="text1"/>
+        <w:color w:val="000000"/>
       </w:rPr>
     </w:tblStylePr>
     <w:tblStylePr w:type="nwCell">
       <w:rPr>
-        <w:color w:val="000000" w:themeColor="text1"/>
+        <w:color w:val="000000"/>
       </w:rPr>
     </w:tblStylePr>
   </w:style>
@@ -10486,7 +10743,7 @@
       <w:spacing w:after="0" w:line="240" w:lineRule="auto"/>
     </w:pPr>
     <w:rPr>
-      <w:color w:val="000000" w:themeColor="text1"/>
+      <w:color w:val="000000"/>
     </w:rPr>
     <w:tblPr>
       <w:tblStyleRowBandSize w:val="1"/>
@@ -10532,7 +10789,7 @@
       <w:rPr>
         <w:b/>
         <w:bCs/>
-        <w:color w:val="FFFFFF" w:themeColor="background1"/>
+        <w:color w:val="000000"/>
       </w:rPr>
       <w:tblPr/>
       <w:tcPr>
@@ -10544,7 +10801,7 @@
     </w:tblStylePr>
     <w:tblStylePr w:type="firstCol">
       <w:rPr>
-        <w:color w:val="FFFFFF" w:themeColor="background1"/>
+        <w:color w:val="000000"/>
       </w:rPr>
       <w:tblPr/>
       <w:tcPr>
@@ -10561,7 +10818,7 @@
     </w:tblStylePr>
     <w:tblStylePr w:type="lastCol">
       <w:rPr>
-        <w:color w:val="FFFFFF" w:themeColor="background1"/>
+        <w:color w:val="000000"/>
       </w:rPr>
       <w:tblPr/>
       <w:tcPr>
@@ -10598,7 +10855,7 @@
       <w:spacing w:after="0" w:line="240" w:lineRule="auto"/>
     </w:pPr>
     <w:rPr>
-      <w:color w:val="000000" w:themeColor="text1"/>
+      <w:color w:val="000000"/>
     </w:rPr>
     <w:tblPr>
       <w:tblStyleRowBandSize w:val="1"/>
@@ -10644,7 +10901,7 @@
       <w:rPr>
         <w:b/>
         <w:bCs/>
-        <w:color w:val="FFFFFF" w:themeColor="background1"/>
+        <w:color w:val="000000"/>
       </w:rPr>
       <w:tblPr/>
       <w:tcPr>
@@ -10656,7 +10913,7 @@
     </w:tblStylePr>
     <w:tblStylePr w:type="firstCol">
       <w:rPr>
-        <w:color w:val="FFFFFF" w:themeColor="background1"/>
+        <w:color w:val="000000"/>
       </w:rPr>
       <w:tblPr/>
       <w:tcPr>
@@ -10673,7 +10930,7 @@
     </w:tblStylePr>
     <w:tblStylePr w:type="lastCol">
       <w:rPr>
-        <w:color w:val="FFFFFF" w:themeColor="background1"/>
+        <w:color w:val="000000"/>
       </w:rPr>
       <w:tblPr/>
       <w:tcPr>
@@ -10702,12 +10959,12 @@
     </w:tblStylePr>
     <w:tblStylePr w:type="neCell">
       <w:rPr>
-        <w:color w:val="000000" w:themeColor="text1"/>
+        <w:color w:val="000000"/>
       </w:rPr>
     </w:tblStylePr>
     <w:tblStylePr w:type="nwCell">
       <w:rPr>
-        <w:color w:val="000000" w:themeColor="text1"/>
+        <w:color w:val="000000"/>
       </w:rPr>
     </w:tblStylePr>
   </w:style>
@@ -10720,7 +10977,7 @@
       <w:spacing w:after="0" w:line="240" w:lineRule="auto"/>
     </w:pPr>
     <w:rPr>
-      <w:color w:val="000000" w:themeColor="text1"/>
+      <w:color w:val="000000"/>
     </w:rPr>
     <w:tblPr>
       <w:tblStyleRowBandSize w:val="1"/>
@@ -10766,7 +11023,7 @@
       <w:rPr>
         <w:b/>
         <w:bCs/>
-        <w:color w:val="FFFFFF" w:themeColor="background1"/>
+        <w:color w:val="000000"/>
       </w:rPr>
       <w:tblPr/>
       <w:tcPr>
@@ -10778,7 +11035,7 @@
     </w:tblStylePr>
     <w:tblStylePr w:type="firstCol">
       <w:rPr>
-        <w:color w:val="FFFFFF" w:themeColor="background1"/>
+        <w:color w:val="000000"/>
       </w:rPr>
       <w:tblPr/>
       <w:tcPr>
@@ -10795,7 +11052,7 @@
     </w:tblStylePr>
     <w:tblStylePr w:type="lastCol">
       <w:rPr>
-        <w:color w:val="FFFFFF" w:themeColor="background1"/>
+        <w:color w:val="000000"/>
       </w:rPr>
       <w:tblPr/>
       <w:tcPr>
@@ -10824,12 +11081,12 @@
     </w:tblStylePr>
     <w:tblStylePr w:type="neCell">
       <w:rPr>
-        <w:color w:val="000000" w:themeColor="text1"/>
+        <w:color w:val="000000"/>
       </w:rPr>
     </w:tblStylePr>
     <w:tblStylePr w:type="nwCell">
       <w:rPr>
-        <w:color w:val="000000" w:themeColor="text1"/>
+        <w:color w:val="000000"/>
       </w:rPr>
     </w:tblStylePr>
   </w:style>
@@ -10842,7 +11099,7 @@
       <w:spacing w:after="0" w:line="240" w:lineRule="auto"/>
     </w:pPr>
     <w:rPr>
-      <w:color w:val="000000" w:themeColor="text1"/>
+      <w:color w:val="000000"/>
     </w:rPr>
     <w:tblPr>
       <w:tblStyleRowBandSize w:val="1"/>
@@ -10888,7 +11145,7 @@
       <w:rPr>
         <w:b/>
         <w:bCs/>
-        <w:color w:val="FFFFFF" w:themeColor="background1"/>
+        <w:color w:val="000000"/>
       </w:rPr>
       <w:tblPr/>
       <w:tcPr>
@@ -10900,7 +11157,7 @@
     </w:tblStylePr>
     <w:tblStylePr w:type="firstCol">
       <w:rPr>
-        <w:color w:val="FFFFFF" w:themeColor="background1"/>
+        <w:color w:val="000000"/>
       </w:rPr>
       <w:tblPr/>
       <w:tcPr>
@@ -10917,7 +11174,7 @@
     </w:tblStylePr>
     <w:tblStylePr w:type="lastCol">
       <w:rPr>
-        <w:color w:val="FFFFFF" w:themeColor="background1"/>
+        <w:color w:val="000000"/>
       </w:rPr>
       <w:tblPr/>
       <w:tcPr>
@@ -10946,12 +11203,12 @@
     </w:tblStylePr>
     <w:tblStylePr w:type="neCell">
       <w:rPr>
-        <w:color w:val="000000" w:themeColor="text1"/>
+        <w:color w:val="000000"/>
       </w:rPr>
     </w:tblStylePr>
     <w:tblStylePr w:type="nwCell">
       <w:rPr>
-        <w:color w:val="000000" w:themeColor="text1"/>
+        <w:color w:val="000000"/>
       </w:rPr>
     </w:tblStylePr>
   </w:style>
@@ -10964,7 +11221,7 @@
       <w:spacing w:after="0" w:line="240" w:lineRule="auto"/>
     </w:pPr>
     <w:rPr>
-      <w:color w:val="000000" w:themeColor="text1"/>
+      <w:color w:val="000000"/>
     </w:rPr>
     <w:tblPr>
       <w:tblStyleRowBandSize w:val="1"/>
@@ -10984,7 +11241,7 @@
       <w:rPr>
         <w:b/>
         <w:bCs/>
-        <w:color w:val="FFFFFF" w:themeColor="background1"/>
+        <w:color w:val="000000"/>
       </w:rPr>
       <w:tblPr/>
       <w:tcPr>
@@ -10998,7 +11255,7 @@
       <w:rPr>
         <w:b/>
         <w:bCs/>
-        <w:color w:val="9E3A38" w:themeColor="accent2" w:themeShade="CC"/>
+        <w:color w:val="000000"/>
       </w:rPr>
       <w:tblPr/>
       <w:tcPr>
@@ -11050,7 +11307,7 @@
       <w:spacing w:after="0" w:line="240" w:lineRule="auto"/>
     </w:pPr>
     <w:rPr>
-      <w:color w:val="000000" w:themeColor="text1"/>
+      <w:color w:val="000000"/>
     </w:rPr>
     <w:tblPr>
       <w:tblStyleRowBandSize w:val="1"/>
@@ -11070,7 +11327,7 @@
       <w:rPr>
         <w:b/>
         <w:bCs/>
-        <w:color w:val="FFFFFF" w:themeColor="background1"/>
+        <w:color w:val="000000"/>
       </w:rPr>
       <w:tblPr/>
       <w:tcPr>
@@ -11084,7 +11341,7 @@
       <w:rPr>
         <w:b/>
         <w:bCs/>
-        <w:color w:val="9E3A38" w:themeColor="accent2" w:themeShade="CC"/>
+        <w:color w:val="000000"/>
       </w:rPr>
       <w:tblPr/>
       <w:tcPr>
@@ -11136,7 +11393,7 @@
       <w:spacing w:after="0" w:line="240" w:lineRule="auto"/>
     </w:pPr>
     <w:rPr>
-      <w:color w:val="000000" w:themeColor="text1"/>
+      <w:color w:val="000000"/>
     </w:rPr>
     <w:tblPr>
       <w:tblStyleRowBandSize w:val="1"/>
@@ -11156,7 +11413,7 @@
       <w:rPr>
         <w:b/>
         <w:bCs/>
-        <w:color w:val="FFFFFF" w:themeColor="background1"/>
+        <w:color w:val="000000"/>
       </w:rPr>
       <w:tblPr/>
       <w:tcPr>
@@ -11170,7 +11427,7 @@
       <w:rPr>
         <w:b/>
         <w:bCs/>
-        <w:color w:val="9E3A38" w:themeColor="accent2" w:themeShade="CC"/>
+        <w:color w:val="000000"/>
       </w:rPr>
       <w:tblPr/>
       <w:tcPr>
@@ -11222,7 +11479,7 @@
       <w:spacing w:after="0" w:line="240" w:lineRule="auto"/>
     </w:pPr>
     <w:rPr>
-      <w:color w:val="000000" w:themeColor="text1"/>
+      <w:color w:val="000000"/>
     </w:rPr>
     <w:tblPr>
       <w:tblStyleRowBandSize w:val="1"/>
@@ -11242,7 +11499,7 @@
       <w:rPr>
         <w:b/>
         <w:bCs/>
-        <w:color w:val="FFFFFF" w:themeColor="background1"/>
+        <w:color w:val="000000"/>
       </w:rPr>
       <w:tblPr/>
       <w:tcPr>
@@ -11256,7 +11513,7 @@
       <w:rPr>
         <w:b/>
         <w:bCs/>
-        <w:color w:val="664E82" w:themeColor="accent4" w:themeShade="CC"/>
+        <w:color w:val="000000"/>
       </w:rPr>
       <w:tblPr/>
       <w:tcPr>
@@ -11308,7 +11565,7 @@
       <w:spacing w:after="0" w:line="240" w:lineRule="auto"/>
     </w:pPr>
     <w:rPr>
-      <w:color w:val="000000" w:themeColor="text1"/>
+      <w:color w:val="000000"/>
     </w:rPr>
     <w:tblPr>
       <w:tblStyleRowBandSize w:val="1"/>
@@ -11328,7 +11585,7 @@
       <w:rPr>
         <w:b/>
         <w:bCs/>
-        <w:color w:val="FFFFFF" w:themeColor="background1"/>
+        <w:color w:val="000000"/>
       </w:rPr>
       <w:tblPr/>
       <w:tcPr>
@@ -11342,7 +11599,7 @@
       <w:rPr>
         <w:b/>
         <w:bCs/>
-        <w:color w:val="7E9C40" w:themeColor="accent3" w:themeShade="CC"/>
+        <w:color w:val="000000"/>
       </w:rPr>
       <w:tblPr/>
       <w:tcPr>
@@ -11394,7 +11651,7 @@
       <w:spacing w:after="0" w:line="240" w:lineRule="auto"/>
     </w:pPr>
     <w:rPr>
-      <w:color w:val="000000" w:themeColor="text1"/>
+      <w:color w:val="000000"/>
     </w:rPr>
     <w:tblPr>
       <w:tblStyleRowBandSize w:val="1"/>
@@ -11414,7 +11671,7 @@
       <w:rPr>
         <w:b/>
         <w:bCs/>
-        <w:color w:val="FFFFFF" w:themeColor="background1"/>
+        <w:color w:val="000000"/>
       </w:rPr>
       <w:tblPr/>
       <w:tcPr>
@@ -11428,7 +11685,7 @@
       <w:rPr>
         <w:b/>
         <w:bCs/>
-        <w:color w:val="F2730A" w:themeColor="accent6" w:themeShade="CC"/>
+        <w:color w:val="000000"/>
       </w:rPr>
       <w:tblPr/>
       <w:tcPr>
@@ -11480,7 +11737,7 @@
       <w:spacing w:after="0" w:line="240" w:lineRule="auto"/>
     </w:pPr>
     <w:rPr>
-      <w:color w:val="000000" w:themeColor="text1"/>
+      <w:color w:val="000000"/>
     </w:rPr>
     <w:tblPr>
       <w:tblStyleRowBandSize w:val="1"/>
@@ -11500,7 +11757,7 @@
       <w:rPr>
         <w:b/>
         <w:bCs/>
-        <w:color w:val="FFFFFF" w:themeColor="background1"/>
+        <w:color w:val="000000"/>
       </w:rPr>
       <w:tblPr/>
       <w:tcPr>
@@ -11514,7 +11771,7 @@
       <w:rPr>
         <w:b/>
         <w:bCs/>
-        <w:color w:val="348DA5" w:themeColor="accent5" w:themeShade="CC"/>
+        <w:color w:val="000000"/>
       </w:rPr>
       <w:tblPr/>
       <w:tcPr>
@@ -11566,7 +11823,7 @@
       <w:spacing w:after="0" w:line="240" w:lineRule="auto"/>
     </w:pPr>
     <w:rPr>
-      <w:color w:val="000000" w:themeColor="text1"/>
+      <w:color w:val="000000"/>
     </w:rPr>
     <w:tblPr>
       <w:tblStyleRowBandSize w:val="1"/>
@@ -11599,7 +11856,7 @@
       <w:rPr>
         <w:b/>
         <w:bCs/>
-        <w:color w:val="000000" w:themeColor="text1"/>
+        <w:color w:val="000000"/>
       </w:rPr>
       <w:tblPr/>
       <w:tcPr>
@@ -11608,7 +11865,7 @@
     </w:tblStylePr>
     <w:tblStylePr w:type="firstCol">
       <w:rPr>
-        <w:color w:val="FFFFFF" w:themeColor="background1"/>
+        <w:color w:val="000000"/>
       </w:rPr>
       <w:tblPr/>
       <w:tcPr>
@@ -11617,7 +11874,7 @@
     </w:tblStylePr>
     <w:tblStylePr w:type="lastCol">
       <w:rPr>
-        <w:color w:val="FFFFFF" w:themeColor="background1"/>
+        <w:color w:val="000000"/>
       </w:rPr>
       <w:tblPr/>
       <w:tcPr>
@@ -11646,7 +11903,7 @@
       <w:spacing w:after="0" w:line="240" w:lineRule="auto"/>
     </w:pPr>
     <w:rPr>
-      <w:color w:val="000000" w:themeColor="text1"/>
+      <w:color w:val="000000"/>
     </w:rPr>
     <w:tblPr>
       <w:tblStyleRowBandSize w:val="1"/>
@@ -11679,7 +11936,7 @@
       <w:rPr>
         <w:b/>
         <w:bCs/>
-        <w:color w:val="000000" w:themeColor="text1"/>
+        <w:color w:val="000000"/>
       </w:rPr>
       <w:tblPr/>
       <w:tcPr>
@@ -11688,7 +11945,7 @@
     </w:tblStylePr>
     <w:tblStylePr w:type="firstCol">
       <w:rPr>
-        <w:color w:val="FFFFFF" w:themeColor="background1"/>
+        <w:color w:val="000000"/>
       </w:rPr>
       <w:tblPr/>
       <w:tcPr>
@@ -11697,7 +11954,7 @@
     </w:tblStylePr>
     <w:tblStylePr w:type="lastCol">
       <w:rPr>
-        <w:color w:val="FFFFFF" w:themeColor="background1"/>
+        <w:color w:val="000000"/>
       </w:rPr>
       <w:tblPr/>
       <w:tcPr>
@@ -11726,7 +11983,7 @@
       <w:spacing w:after="0" w:line="240" w:lineRule="auto"/>
     </w:pPr>
     <w:rPr>
-      <w:color w:val="000000" w:themeColor="text1"/>
+      <w:color w:val="000000"/>
     </w:rPr>
     <w:tblPr>
       <w:tblStyleRowBandSize w:val="1"/>
@@ -11759,7 +12016,7 @@
       <w:rPr>
         <w:b/>
         <w:bCs/>
-        <w:color w:val="000000" w:themeColor="text1"/>
+        <w:color w:val="000000"/>
       </w:rPr>
       <w:tblPr/>
       <w:tcPr>
@@ -11768,7 +12025,7 @@
     </w:tblStylePr>
     <w:tblStylePr w:type="firstCol">
       <w:rPr>
-        <w:color w:val="FFFFFF" w:themeColor="background1"/>
+        <w:color w:val="000000"/>
       </w:rPr>
       <w:tblPr/>
       <w:tcPr>
@@ -11777,7 +12034,7 @@
     </w:tblStylePr>
     <w:tblStylePr w:type="lastCol">
       <w:rPr>
-        <w:color w:val="FFFFFF" w:themeColor="background1"/>
+        <w:color w:val="000000"/>
       </w:rPr>
       <w:tblPr/>
       <w:tcPr>
@@ -11806,7 +12063,7 @@
       <w:spacing w:after="0" w:line="240" w:lineRule="auto"/>
     </w:pPr>
     <w:rPr>
-      <w:color w:val="000000" w:themeColor="text1"/>
+      <w:color w:val="000000"/>
     </w:rPr>
     <w:tblPr>
       <w:tblStyleRowBandSize w:val="1"/>
@@ -11839,7 +12096,7 @@
       <w:rPr>
         <w:b/>
         <w:bCs/>
-        <w:color w:val="000000" w:themeColor="text1"/>
+        <w:color w:val="000000"/>
       </w:rPr>
       <w:tblPr/>
       <w:tcPr>
@@ -11848,7 +12105,7 @@
     </w:tblStylePr>
     <w:tblStylePr w:type="firstCol">
       <w:rPr>
-        <w:color w:val="FFFFFF" w:themeColor="background1"/>
+        <w:color w:val="000000"/>
       </w:rPr>
       <w:tblPr/>
       <w:tcPr>
@@ -11857,7 +12114,7 @@
     </w:tblStylePr>
     <w:tblStylePr w:type="lastCol">
       <w:rPr>
-        <w:color w:val="FFFFFF" w:themeColor="background1"/>
+        <w:color w:val="000000"/>
       </w:rPr>
       <w:tblPr/>
       <w:tcPr>
@@ -11886,7 +12143,7 @@
       <w:spacing w:after="0" w:line="240" w:lineRule="auto"/>
     </w:pPr>
     <w:rPr>
-      <w:color w:val="000000" w:themeColor="text1"/>
+      <w:color w:val="000000"/>
     </w:rPr>
     <w:tblPr>
       <w:tblStyleRowBandSize w:val="1"/>
@@ -11919,7 +12176,7 @@
       <w:rPr>
         <w:b/>
         <w:bCs/>
-        <w:color w:val="000000" w:themeColor="text1"/>
+        <w:color w:val="000000"/>
       </w:rPr>
       <w:tblPr/>
       <w:tcPr>
@@ -11928,7 +12185,7 @@
     </w:tblStylePr>
     <w:tblStylePr w:type="firstCol">
       <w:rPr>
-        <w:color w:val="FFFFFF" w:themeColor="background1"/>
+        <w:color w:val="000000"/>
       </w:rPr>
       <w:tblPr/>
       <w:tcPr>
@@ -11937,7 +12194,7 @@
     </w:tblStylePr>
     <w:tblStylePr w:type="lastCol">
       <w:rPr>
-        <w:color w:val="FFFFFF" w:themeColor="background1"/>
+        <w:color w:val="000000"/>
       </w:rPr>
       <w:tblPr/>
       <w:tcPr>
@@ -11966,7 +12223,7 @@
       <w:spacing w:after="0" w:line="240" w:lineRule="auto"/>
     </w:pPr>
     <w:rPr>
-      <w:color w:val="000000" w:themeColor="text1"/>
+      <w:color w:val="000000"/>
     </w:rPr>
     <w:tblPr>
       <w:tblStyleRowBandSize w:val="1"/>
@@ -11999,7 +12256,7 @@
       <w:rPr>
         <w:b/>
         <w:bCs/>
-        <w:color w:val="000000" w:themeColor="text1"/>
+        <w:color w:val="000000"/>
       </w:rPr>
       <w:tblPr/>
       <w:tcPr>
@@ -12008,7 +12265,7 @@
     </w:tblStylePr>
     <w:tblStylePr w:type="firstCol">
       <w:rPr>
-        <w:color w:val="FFFFFF" w:themeColor="background1"/>
+        <w:color w:val="000000"/>
       </w:rPr>
       <w:tblPr/>
       <w:tcPr>
@@ -12017,7 +12274,7 @@
     </w:tblStylePr>
     <w:tblStylePr w:type="lastCol">
       <w:rPr>
-        <w:color w:val="FFFFFF" w:themeColor="background1"/>
+        <w:color w:val="000000"/>
       </w:rPr>
       <w:tblPr/>
       <w:tcPr>
@@ -12046,7 +12303,7 @@
       <w:spacing w:after="0" w:line="240" w:lineRule="auto"/>
     </w:pPr>
     <w:rPr>
-      <w:color w:val="000000" w:themeColor="text1"/>
+      <w:color w:val="000000"/>
     </w:rPr>
     <w:tblPr>
       <w:tblStyleRowBandSize w:val="1"/>
@@ -12079,7 +12336,7 @@
       <w:rPr>
         <w:b/>
         <w:bCs/>
-        <w:color w:val="000000" w:themeColor="text1"/>
+        <w:color w:val="000000"/>
       </w:rPr>
       <w:tblPr/>
       <w:tcPr>
@@ -12088,7 +12345,7 @@
     </w:tblStylePr>
     <w:tblStylePr w:type="firstCol">
       <w:rPr>
-        <w:color w:val="FFFFFF" w:themeColor="background1"/>
+        <w:color w:val="000000"/>
       </w:rPr>
       <w:tblPr/>
       <w:tcPr>
@@ -12097,7 +12354,7 @@
     </w:tblStylePr>
     <w:tblStylePr w:type="lastCol">
       <w:rPr>
-        <w:color w:val="FFFFFF" w:themeColor="background1"/>
+        <w:color w:val="000000"/>
       </w:rPr>
       <w:tblPr/>
       <w:tcPr>
@@ -12299,7 +12556,7 @@
       <w:rFonts w:asciiTheme="majorHAnsi" w:eastAsiaTheme="majorEastAsia" w:hAnsiTheme="majorHAnsi" w:cstheme="majorBidi"/>
       <w:b/>
       <w:bCs/>
-      <w:color w:val="365F91" w:themeColor="accent1" w:themeShade="BF"/>
+      <w:color w:val="000000"/>
       <w:sz w:val="28"/>
       <w:szCs w:val="28"/>
     </w:rPr>
@@ -12323,7 +12580,7 @@
       <w:rFonts w:asciiTheme="majorHAnsi" w:eastAsiaTheme="majorEastAsia" w:hAnsiTheme="majorHAnsi" w:cstheme="majorBidi"/>
       <w:b/>
       <w:bCs/>
-      <w:color w:val="4F81BD" w:themeColor="accent1"/>
+      <w:color w:val="000000"/>
       <w:sz w:val="26"/>
       <w:szCs w:val="26"/>
     </w:rPr>
@@ -12347,7 +12604,7 @@
       <w:rFonts w:asciiTheme="majorHAnsi" w:eastAsiaTheme="majorEastAsia" w:hAnsiTheme="majorHAnsi" w:cstheme="majorBidi"/>
       <w:b/>
       <w:bCs/>
-      <w:color w:val="4F81BD" w:themeColor="accent1"/>
+      <w:color w:val="000000"/>
     </w:rPr>
   </w:style>
   <w:style w:type="paragraph" w:styleId="Heading4">
@@ -12372,7 +12629,7 @@
       <w:bCs/>
       <w:i/>
       <w:iCs/>
-      <w:color w:val="4F81BD" w:themeColor="accent1"/>
+      <w:color w:val="000000"/>
     </w:rPr>
   </w:style>
   <w:style w:type="paragraph" w:styleId="Heading5">
@@ -12393,7 +12650,7 @@
     </w:pPr>
     <w:rPr>
       <w:rFonts w:asciiTheme="majorHAnsi" w:eastAsiaTheme="majorEastAsia" w:hAnsiTheme="majorHAnsi" w:cstheme="majorBidi"/>
-      <w:color w:val="243F60" w:themeColor="accent1" w:themeShade="7F"/>
+      <w:color w:val="000000"/>
     </w:rPr>
   </w:style>
   <w:style w:type="paragraph" w:styleId="Heading6">
@@ -12416,7 +12673,7 @@
       <w:rFonts w:asciiTheme="majorHAnsi" w:eastAsiaTheme="majorEastAsia" w:hAnsiTheme="majorHAnsi" w:cstheme="majorBidi"/>
       <w:i/>
       <w:iCs/>
-      <w:color w:val="243F60" w:themeColor="accent1" w:themeShade="7F"/>
+      <w:color w:val="000000"/>
     </w:rPr>
   </w:style>
   <w:style w:type="paragraph" w:styleId="Heading7">
@@ -12439,7 +12696,7 @@
       <w:rFonts w:asciiTheme="majorHAnsi" w:eastAsiaTheme="majorEastAsia" w:hAnsiTheme="majorHAnsi" w:cstheme="majorBidi"/>
       <w:i/>
       <w:iCs/>
-      <w:color w:val="404040" w:themeColor="text1" w:themeTint="BF"/>
+      <w:color w:val="000000"/>
     </w:rPr>
   </w:style>
   <w:style w:type="paragraph" w:styleId="Heading8">
@@ -12460,7 +12717,7 @@
     </w:pPr>
     <w:rPr>
       <w:rFonts w:asciiTheme="majorHAnsi" w:eastAsiaTheme="majorEastAsia" w:hAnsiTheme="majorHAnsi" w:cstheme="majorBidi"/>
-      <w:color w:val="4F81BD" w:themeColor="accent1"/>
+      <w:color w:val="000000"/>
       <w:sz w:val="20"/>
       <w:szCs w:val="20"/>
     </w:rPr>
@@ -12485,7 +12742,7 @@
       <w:rFonts w:asciiTheme="majorHAnsi" w:eastAsiaTheme="majorEastAsia" w:hAnsiTheme="majorHAnsi" w:cstheme="majorBidi"/>
       <w:i/>
       <w:iCs/>
-      <w:color w:val="404040" w:themeColor="text1" w:themeTint="BF"/>
+      <w:color w:val="000000"/>
       <w:sz w:val="20"/>
       <w:szCs w:val="20"/>
     </w:rPr>
@@ -12536,7 +12793,7 @@
       <w:rFonts w:asciiTheme="majorHAnsi" w:eastAsiaTheme="majorEastAsia" w:hAnsiTheme="majorHAnsi" w:cstheme="majorBidi"/>
       <w:b/>
       <w:bCs/>
-      <w:color w:val="365F91" w:themeColor="accent1" w:themeShade="BF"/>
+      <w:color w:val="000000"/>
       <w:sz w:val="28"/>
       <w:szCs w:val="28"/>
     </w:rPr>
@@ -12551,7 +12808,7 @@
       <w:rFonts w:asciiTheme="majorHAnsi" w:eastAsiaTheme="majorEastAsia" w:hAnsiTheme="majorHAnsi" w:cstheme="majorBidi"/>
       <w:b/>
       <w:bCs/>
-      <w:color w:val="4F81BD" w:themeColor="accent1"/>
+      <w:color w:val="000000"/>
       <w:sz w:val="26"/>
       <w:szCs w:val="26"/>
     </w:rPr>
@@ -12566,7 +12823,7 @@
       <w:rFonts w:asciiTheme="majorHAnsi" w:eastAsiaTheme="majorEastAsia" w:hAnsiTheme="majorHAnsi" w:cstheme="majorBidi"/>
       <w:b/>
       <w:bCs/>
-      <w:color w:val="4F81BD" w:themeColor="accent1"/>
+      <w:color w:val="000000"/>
     </w:rPr>
   </w:style>
   <w:style w:type="paragraph" w:styleId="Title">
@@ -12586,7 +12843,7 @@
     </w:pPr>
     <w:rPr>
       <w:rFonts w:asciiTheme="majorHAnsi" w:eastAsiaTheme="majorEastAsia" w:hAnsiTheme="majorHAnsi" w:cstheme="majorBidi"/>
-      <w:color w:val="17365D" w:themeColor="text2" w:themeShade="BF"/>
+      <w:color w:val="000000"/>
       <w:spacing w:val="5"/>
       <w:kern w:val="28"/>
       <w:sz w:val="52"/>
@@ -12601,7 +12858,7 @@
     <w:rsid w:val="00FC693F"/>
     <w:rPr>
       <w:rFonts w:asciiTheme="majorHAnsi" w:eastAsiaTheme="majorEastAsia" w:hAnsiTheme="majorHAnsi" w:cstheme="majorBidi"/>
-      <w:color w:val="17365D" w:themeColor="text2" w:themeShade="BF"/>
+      <w:color w:val="000000"/>
       <w:spacing w:val="5"/>
       <w:kern w:val="28"/>
       <w:sz w:val="52"/>
@@ -12625,7 +12882,7 @@
       <w:rFonts w:asciiTheme="majorHAnsi" w:eastAsiaTheme="majorEastAsia" w:hAnsiTheme="majorHAnsi" w:cstheme="majorBidi"/>
       <w:i/>
       <w:iCs/>
-      <w:color w:val="4F81BD" w:themeColor="accent1"/>
+      <w:color w:val="000000"/>
       <w:spacing w:val="15"/>
       <w:sz w:val="24"/>
       <w:szCs w:val="24"/>
@@ -12641,7 +12898,7 @@
       <w:rFonts w:asciiTheme="majorHAnsi" w:eastAsiaTheme="majorEastAsia" w:hAnsiTheme="majorHAnsi" w:cstheme="majorBidi"/>
       <w:i/>
       <w:iCs/>
-      <w:color w:val="4F81BD" w:themeColor="accent1"/>
+      <w:color w:val="000000"/>
       <w:spacing w:val="15"/>
       <w:sz w:val="24"/>
       <w:szCs w:val="24"/>
@@ -12913,7 +13170,7 @@
     <w:rPr>
       <w:i/>
       <w:iCs/>
-      <w:color w:val="000000" w:themeColor="text1"/>
+      <w:color w:val="000000"/>
     </w:rPr>
   </w:style>
   <w:style w:type="character" w:customStyle="1" w:styleId="QuoteChar">
@@ -12925,7 +13182,7 @@
     <w:rPr>
       <w:i/>
       <w:iCs/>
-      <w:color w:val="000000" w:themeColor="text1"/>
+      <w:color w:val="000000"/>
     </w:rPr>
   </w:style>
   <w:style w:type="character" w:customStyle="1" w:styleId="Heading4Char">
@@ -12941,7 +13198,7 @@
       <w:bCs/>
       <w:i/>
       <w:iCs/>
-      <w:color w:val="4F81BD" w:themeColor="accent1"/>
+      <w:color w:val="000000"/>
     </w:rPr>
   </w:style>
   <w:style w:type="character" w:customStyle="1" w:styleId="Heading5Char">
@@ -12953,7 +13210,7 @@
     <w:rsid w:val="00FC693F"/>
     <w:rPr>
       <w:rFonts w:asciiTheme="majorHAnsi" w:eastAsiaTheme="majorEastAsia" w:hAnsiTheme="majorHAnsi" w:cstheme="majorBidi"/>
-      <w:color w:val="243F60" w:themeColor="accent1" w:themeShade="7F"/>
+      <w:color w:val="000000"/>
     </w:rPr>
   </w:style>
   <w:style w:type="character" w:customStyle="1" w:styleId="Heading6Char">
@@ -12967,7 +13224,7 @@
       <w:rFonts w:asciiTheme="majorHAnsi" w:eastAsiaTheme="majorEastAsia" w:hAnsiTheme="majorHAnsi" w:cstheme="majorBidi"/>
       <w:i/>
       <w:iCs/>
-      <w:color w:val="243F60" w:themeColor="accent1" w:themeShade="7F"/>
+      <w:color w:val="000000"/>
     </w:rPr>
   </w:style>
   <w:style w:type="character" w:customStyle="1" w:styleId="Heading7Char">
@@ -12981,7 +13238,7 @@
       <w:rFonts w:asciiTheme="majorHAnsi" w:eastAsiaTheme="majorEastAsia" w:hAnsiTheme="majorHAnsi" w:cstheme="majorBidi"/>
       <w:i/>
       <w:iCs/>
-      <w:color w:val="404040" w:themeColor="text1" w:themeTint="BF"/>
+      <w:color w:val="000000"/>
     </w:rPr>
   </w:style>
   <w:style w:type="character" w:customStyle="1" w:styleId="Heading8Char">
@@ -12993,7 +13250,7 @@
     <w:rsid w:val="00FC693F"/>
     <w:rPr>
       <w:rFonts w:asciiTheme="majorHAnsi" w:eastAsiaTheme="majorEastAsia" w:hAnsiTheme="majorHAnsi" w:cstheme="majorBidi"/>
-      <w:color w:val="4F81BD" w:themeColor="accent1"/>
+      <w:color w:val="000000"/>
       <w:sz w:val="20"/>
       <w:szCs w:val="20"/>
     </w:rPr>
@@ -13009,7 +13266,7 @@
       <w:rFonts w:asciiTheme="majorHAnsi" w:eastAsiaTheme="majorEastAsia" w:hAnsiTheme="majorHAnsi" w:cstheme="majorBidi"/>
       <w:i/>
       <w:iCs/>
-      <w:color w:val="404040" w:themeColor="text1" w:themeTint="BF"/>
+      <w:color w:val="000000"/>
       <w:sz w:val="20"/>
       <w:szCs w:val="20"/>
     </w:rPr>
@@ -13029,7 +13286,7 @@
     <w:rPr>
       <w:b/>
       <w:bCs/>
-      <w:color w:val="4F81BD" w:themeColor="accent1"/>
+      <w:color w:val="000000"/>
       <w:sz w:val="18"/>
       <w:szCs w:val="18"/>
     </w:rPr>
@@ -13076,7 +13333,7 @@
       <w:bCs/>
       <w:i/>
       <w:iCs/>
-      <w:color w:val="4F81BD" w:themeColor="accent1"/>
+      <w:color w:val="000000"/>
     </w:rPr>
   </w:style>
   <w:style w:type="character" w:customStyle="1" w:styleId="IntenseQuoteChar">
@@ -13090,7 +13347,7 @@
       <w:bCs/>
       <w:i/>
       <w:iCs/>
-      <w:color w:val="4F81BD" w:themeColor="accent1"/>
+      <w:color w:val="000000"/>
     </w:rPr>
   </w:style>
   <w:style w:type="character" w:styleId="SubtleEmphasis">
@@ -13102,7 +13359,7 @@
     <w:rPr>
       <w:i/>
       <w:iCs/>
-      <w:color w:val="808080" w:themeColor="text1" w:themeTint="7F"/>
+      <w:color w:val="000000"/>
     </w:rPr>
   </w:style>
   <w:style w:type="character" w:styleId="IntenseEmphasis">
@@ -13116,7 +13373,7 @@
       <w:bCs/>
       <w:i/>
       <w:iCs/>
-      <w:color w:val="4F81BD" w:themeColor="accent1"/>
+      <w:color w:val="000000"/>
     </w:rPr>
   </w:style>
   <w:style w:type="character" w:styleId="SubtleReference">
@@ -13127,7 +13384,7 @@
     <w:rsid w:val="00FC693F"/>
     <w:rPr>
       <w:smallCaps/>
-      <w:color w:val="C0504D" w:themeColor="accent2"/>
+      <w:color w:val="000000"/>
       <w:u w:val="single"/>
     </w:rPr>
   </w:style>
@@ -13141,7 +13398,7 @@
       <w:b/>
       <w:bCs/>
       <w:smallCaps/>
-      <w:color w:val="C0504D" w:themeColor="accent2"/>
+      <w:color w:val="000000"/>
       <w:spacing w:val="5"/>
       <w:u w:val="single"/>
     </w:rPr>
@@ -13207,7 +13464,7 @@
       <w:spacing w:after="0" w:line="240" w:lineRule="auto"/>
     </w:pPr>
     <w:rPr>
-      <w:color w:val="000000" w:themeColor="text1" w:themeShade="BF"/>
+      <w:color w:val="000000"/>
     </w:rPr>
     <w:tblPr>
       <w:tblStyleRowBandSize w:val="1"/>
@@ -13310,7 +13567,7 @@
       <w:spacing w:after="0" w:line="240" w:lineRule="auto"/>
     </w:pPr>
     <w:rPr>
-      <w:color w:val="365F91" w:themeColor="accent1" w:themeShade="BF"/>
+      <w:color w:val="000000"/>
     </w:rPr>
     <w:tblPr>
       <w:tblStyleRowBandSize w:val="1"/>
@@ -13413,7 +13670,7 @@
       <w:spacing w:after="0" w:line="240" w:lineRule="auto"/>
     </w:pPr>
     <w:rPr>
-      <w:color w:val="943634" w:themeColor="accent2" w:themeShade="BF"/>
+      <w:color w:val="000000"/>
     </w:rPr>
     <w:tblPr>
       <w:tblStyleRowBandSize w:val="1"/>
@@ -13516,7 +13773,7 @@
       <w:spacing w:after="0" w:line="240" w:lineRule="auto"/>
     </w:pPr>
     <w:rPr>
-      <w:color w:val="76923C" w:themeColor="accent3" w:themeShade="BF"/>
+      <w:color w:val="000000"/>
     </w:rPr>
     <w:tblPr>
       <w:tblStyleRowBandSize w:val="1"/>
@@ -13619,7 +13876,7 @@
       <w:spacing w:after="0" w:line="240" w:lineRule="auto"/>
     </w:pPr>
     <w:rPr>
-      <w:color w:val="5F497A" w:themeColor="accent4" w:themeShade="BF"/>
+      <w:color w:val="000000"/>
     </w:rPr>
     <w:tblPr>
       <w:tblStyleRowBandSize w:val="1"/>
@@ -13722,7 +13979,7 @@
       <w:spacing w:after="0" w:line="240" w:lineRule="auto"/>
     </w:pPr>
     <w:rPr>
-      <w:color w:val="31849B" w:themeColor="accent5" w:themeShade="BF"/>
+      <w:color w:val="000000"/>
     </w:rPr>
     <w:tblPr>
       <w:tblStyleRowBandSize w:val="1"/>
@@ -13825,7 +14082,7 @@
       <w:spacing w:after="0" w:line="240" w:lineRule="auto"/>
     </w:pPr>
     <w:rPr>
-      <w:color w:val="E36C0A" w:themeColor="accent6" w:themeShade="BF"/>
+      <w:color w:val="000000"/>
     </w:rPr>
     <w:tblPr>
       <w:tblStyleRowBandSize w:val="1"/>
@@ -13951,7 +14208,7 @@
       <w:rPr>
         <w:b/>
         <w:bCs/>
-        <w:color w:val="FFFFFF" w:themeColor="background1"/>
+        <w:color w:val="000000"/>
       </w:rPr>
       <w:tblPr/>
       <w:tcPr>
@@ -14043,7 +14300,7 @@
       <w:rPr>
         <w:b/>
         <w:bCs/>
-        <w:color w:val="FFFFFF" w:themeColor="background1"/>
+        <w:color w:val="000000"/>
       </w:rPr>
       <w:tblPr/>
       <w:tcPr>
@@ -14135,7 +14392,7 @@
       <w:rPr>
         <w:b/>
         <w:bCs/>
-        <w:color w:val="FFFFFF" w:themeColor="background1"/>
+        <w:color w:val="000000"/>
       </w:rPr>
       <w:tblPr/>
       <w:tcPr>
@@ -14227,7 +14484,7 @@
       <w:rPr>
         <w:b/>
         <w:bCs/>
-        <w:color w:val="FFFFFF" w:themeColor="background1"/>
+        <w:color w:val="000000"/>
       </w:rPr>
       <w:tblPr/>
       <w:tcPr>
@@ -14319,7 +14576,7 @@
       <w:rPr>
         <w:b/>
         <w:bCs/>
-        <w:color w:val="FFFFFF" w:themeColor="background1"/>
+        <w:color w:val="000000"/>
       </w:rPr>
       <w:tblPr/>
       <w:tcPr>
@@ -14411,7 +14668,7 @@
       <w:rPr>
         <w:b/>
         <w:bCs/>
-        <w:color w:val="FFFFFF" w:themeColor="background1"/>
+        <w:color w:val="000000"/>
       </w:rPr>
       <w:tblPr/>
       <w:tcPr>
@@ -14503,7 +14760,7 @@
       <w:rPr>
         <w:b/>
         <w:bCs/>
-        <w:color w:val="FFFFFF" w:themeColor="background1"/>
+        <w:color w:val="000000"/>
       </w:rPr>
       <w:tblPr/>
       <w:tcPr>
@@ -15506,7 +15763,7 @@
       <w:rPr>
         <w:b/>
         <w:bCs/>
-        <w:color w:val="FFFFFF" w:themeColor="background1"/>
+        <w:color w:val="000000"/>
       </w:rPr>
       <w:tblPr/>
       <w:tcPr>
@@ -15612,7 +15869,7 @@
       <w:rPr>
         <w:b/>
         <w:bCs/>
-        <w:color w:val="FFFFFF" w:themeColor="background1"/>
+        <w:color w:val="000000"/>
       </w:rPr>
       <w:tblPr/>
       <w:tcPr>
@@ -15718,7 +15975,7 @@
       <w:rPr>
         <w:b/>
         <w:bCs/>
-        <w:color w:val="FFFFFF" w:themeColor="background1"/>
+        <w:color w:val="000000"/>
       </w:rPr>
       <w:tblPr/>
       <w:tcPr>
@@ -15824,7 +16081,7 @@
       <w:rPr>
         <w:b/>
         <w:bCs/>
-        <w:color w:val="FFFFFF" w:themeColor="background1"/>
+        <w:color w:val="000000"/>
       </w:rPr>
       <w:tblPr/>
       <w:tcPr>
@@ -15930,7 +16187,7 @@
       <w:rPr>
         <w:b/>
         <w:bCs/>
-        <w:color w:val="FFFFFF" w:themeColor="background1"/>
+        <w:color w:val="000000"/>
       </w:rPr>
       <w:tblPr/>
       <w:tcPr>
@@ -16036,7 +16293,7 @@
       <w:rPr>
         <w:b/>
         <w:bCs/>
-        <w:color w:val="FFFFFF" w:themeColor="background1"/>
+        <w:color w:val="000000"/>
       </w:rPr>
       <w:tblPr/>
       <w:tcPr>
@@ -16142,7 +16399,7 @@
       <w:rPr>
         <w:b/>
         <w:bCs/>
-        <w:color w:val="FFFFFF" w:themeColor="background1"/>
+        <w:color w:val="000000"/>
       </w:rPr>
       <w:tblPr/>
       <w:tcPr>
@@ -16245,7 +16502,7 @@
       <w:rPr>
         <w:b/>
         <w:bCs/>
-        <w:color w:val="FFFFFF" w:themeColor="background1"/>
+        <w:color w:val="000000"/>
       </w:rPr>
       <w:tblPr/>
       <w:tcPr>
@@ -16265,7 +16522,7 @@
         <w:spacing w:before="0" w:after="0" w:line="240" w:lineRule="auto"/>
       </w:pPr>
       <w:rPr>
-        <w:color w:val="auto"/>
+        <w:color w:val="000000"/>
       </w:rPr>
       <w:tblPr/>
       <w:tcPr>
@@ -16284,7 +16541,7 @@
       <w:rPr>
         <w:b/>
         <w:bCs/>
-        <w:color w:val="FFFFFF" w:themeColor="background1"/>
+        <w:color w:val="000000"/>
       </w:rPr>
       <w:tblPr/>
       <w:tcPr>
@@ -16303,7 +16560,7 @@
       <w:rPr>
         <w:b/>
         <w:bCs/>
-        <w:color w:val="FFFFFF" w:themeColor="background1"/>
+        <w:color w:val="000000"/>
       </w:rPr>
       <w:tblPr/>
       <w:tcPr>
@@ -16349,7 +16606,7 @@
     </w:tblStylePr>
     <w:tblStylePr w:type="nwCell">
       <w:rPr>
-        <w:color w:val="FFFFFF" w:themeColor="background1"/>
+        <w:color w:val="000000"/>
       </w:rPr>
       <w:tblPr/>
       <w:tcPr>
@@ -16394,7 +16651,7 @@
       <w:rPr>
         <w:b/>
         <w:bCs/>
-        <w:color w:val="FFFFFF" w:themeColor="background1"/>
+        <w:color w:val="000000"/>
       </w:rPr>
       <w:tblPr/>
       <w:tcPr>
@@ -16414,7 +16671,7 @@
         <w:spacing w:before="0" w:after="0" w:line="240" w:lineRule="auto"/>
       </w:pPr>
       <w:rPr>
-        <w:color w:val="auto"/>
+        <w:color w:val="000000"/>
       </w:rPr>
       <w:tblPr/>
       <w:tcPr>
@@ -16433,7 +16690,7 @@
       <w:rPr>
         <w:b/>
         <w:bCs/>
-        <w:color w:val="FFFFFF" w:themeColor="background1"/>
+        <w:color w:val="000000"/>
       </w:rPr>
       <w:tblPr/>
       <w:tcPr>
@@ -16452,7 +16709,7 @@
       <w:rPr>
         <w:b/>
         <w:bCs/>
-        <w:color w:val="FFFFFF" w:themeColor="background1"/>
+        <w:color w:val="000000"/>
       </w:rPr>
       <w:tblPr/>
       <w:tcPr>
@@ -16498,7 +16755,7 @@
     </w:tblStylePr>
     <w:tblStylePr w:type="nwCell">
       <w:rPr>
-        <w:color w:val="FFFFFF" w:themeColor="background1"/>
+        <w:color w:val="000000"/>
       </w:rPr>
       <w:tblPr/>
       <w:tcPr>
@@ -16543,7 +16800,7 @@
       <w:rPr>
         <w:b/>
         <w:bCs/>
-        <w:color w:val="FFFFFF" w:themeColor="background1"/>
+        <w:color w:val="000000"/>
       </w:rPr>
       <w:tblPr/>
       <w:tcPr>
@@ -16563,7 +16820,7 @@
         <w:spacing w:before="0" w:after="0" w:line="240" w:lineRule="auto"/>
       </w:pPr>
       <w:rPr>
-        <w:color w:val="auto"/>
+        <w:color w:val="000000"/>
       </w:rPr>
       <w:tblPr/>
       <w:tcPr>
@@ -16582,7 +16839,7 @@
       <w:rPr>
         <w:b/>
         <w:bCs/>
-        <w:color w:val="FFFFFF" w:themeColor="background1"/>
+        <w:color w:val="000000"/>
       </w:rPr>
       <w:tblPr/>
       <w:tcPr>
@@ -16601,7 +16858,7 @@
       <w:rPr>
         <w:b/>
         <w:bCs/>
-        <w:color w:val="FFFFFF" w:themeColor="background1"/>
+        <w:color w:val="000000"/>
       </w:rPr>
       <w:tblPr/>
       <w:tcPr>
@@ -16647,7 +16904,7 @@
     </w:tblStylePr>
     <w:tblStylePr w:type="nwCell">
       <w:rPr>
-        <w:color w:val="FFFFFF" w:themeColor="background1"/>
+        <w:color w:val="000000"/>
       </w:rPr>
       <w:tblPr/>
       <w:tcPr>
@@ -16692,7 +16949,7 @@
       <w:rPr>
         <w:b/>
         <w:bCs/>
-        <w:color w:val="FFFFFF" w:themeColor="background1"/>
+        <w:color w:val="000000"/>
       </w:rPr>
       <w:tblPr/>
       <w:tcPr>
@@ -16712,7 +16969,7 @@
         <w:spacing w:before="0" w:after="0" w:line="240" w:lineRule="auto"/>
       </w:pPr>
       <w:rPr>
-        <w:color w:val="auto"/>
+        <w:color w:val="000000"/>
       </w:rPr>
       <w:tblPr/>
       <w:tcPr>
@@ -16731,7 +16988,7 @@
       <w:rPr>
         <w:b/>
         <w:bCs/>
-        <w:color w:val="FFFFFF" w:themeColor="background1"/>
+        <w:color w:val="000000"/>
       </w:rPr>
       <w:tblPr/>
       <w:tcPr>
@@ -16750,7 +17007,7 @@
       <w:rPr>
         <w:b/>
         <w:bCs/>
-        <w:color w:val="FFFFFF" w:themeColor="background1"/>
+        <w:color w:val="000000"/>
       </w:rPr>
       <w:tblPr/>
       <w:tcPr>
@@ -16796,7 +17053,7 @@
     </w:tblStylePr>
     <w:tblStylePr w:type="nwCell">
       <w:rPr>
-        <w:color w:val="FFFFFF" w:themeColor="background1"/>
+        <w:color w:val="000000"/>
       </w:rPr>
       <w:tblPr/>
       <w:tcPr>
@@ -16841,7 +17098,7 @@
       <w:rPr>
         <w:b/>
         <w:bCs/>
-        <w:color w:val="FFFFFF" w:themeColor="background1"/>
+        <w:color w:val="000000"/>
       </w:rPr>
       <w:tblPr/>
       <w:tcPr>
@@ -16861,7 +17118,7 @@
         <w:spacing w:before="0" w:after="0" w:line="240" w:lineRule="auto"/>
       </w:pPr>
       <w:rPr>
-        <w:color w:val="auto"/>
+        <w:color w:val="000000"/>
       </w:rPr>
       <w:tblPr/>
       <w:tcPr>
@@ -16880,7 +17137,7 @@
       <w:rPr>
         <w:b/>
         <w:bCs/>
-        <w:color w:val="FFFFFF" w:themeColor="background1"/>
+        <w:color w:val="000000"/>
       </w:rPr>
       <w:tblPr/>
       <w:tcPr>
@@ -16899,7 +17156,7 @@
       <w:rPr>
         <w:b/>
         <w:bCs/>
-        <w:color w:val="FFFFFF" w:themeColor="background1"/>
+        <w:color w:val="000000"/>
       </w:rPr>
       <w:tblPr/>
       <w:tcPr>
@@ -16945,7 +17202,7 @@
     </w:tblStylePr>
     <w:tblStylePr w:type="nwCell">
       <w:rPr>
-        <w:color w:val="FFFFFF" w:themeColor="background1"/>
+        <w:color w:val="000000"/>
       </w:rPr>
       <w:tblPr/>
       <w:tcPr>
@@ -16990,7 +17247,7 @@
       <w:rPr>
         <w:b/>
         <w:bCs/>
-        <w:color w:val="FFFFFF" w:themeColor="background1"/>
+        <w:color w:val="000000"/>
       </w:rPr>
       <w:tblPr/>
       <w:tcPr>
@@ -17010,7 +17267,7 @@
         <w:spacing w:before="0" w:after="0" w:line="240" w:lineRule="auto"/>
       </w:pPr>
       <w:rPr>
-        <w:color w:val="auto"/>
+        <w:color w:val="000000"/>
       </w:rPr>
       <w:tblPr/>
       <w:tcPr>
@@ -17029,7 +17286,7 @@
       <w:rPr>
         <w:b/>
         <w:bCs/>
-        <w:color w:val="FFFFFF" w:themeColor="background1"/>
+        <w:color w:val="000000"/>
       </w:rPr>
       <w:tblPr/>
       <w:tcPr>
@@ -17048,7 +17305,7 @@
       <w:rPr>
         <w:b/>
         <w:bCs/>
-        <w:color w:val="FFFFFF" w:themeColor="background1"/>
+        <w:color w:val="000000"/>
       </w:rPr>
       <w:tblPr/>
       <w:tcPr>
@@ -17094,7 +17351,7 @@
     </w:tblStylePr>
     <w:tblStylePr w:type="nwCell">
       <w:rPr>
-        <w:color w:val="FFFFFF" w:themeColor="background1"/>
+        <w:color w:val="000000"/>
       </w:rPr>
       <w:tblPr/>
       <w:tcPr>
@@ -17139,7 +17396,7 @@
       <w:rPr>
         <w:b/>
         <w:bCs/>
-        <w:color w:val="FFFFFF" w:themeColor="background1"/>
+        <w:color w:val="000000"/>
       </w:rPr>
       <w:tblPr/>
       <w:tcPr>
@@ -17159,7 +17416,7 @@
         <w:spacing w:before="0" w:after="0" w:line="240" w:lineRule="auto"/>
       </w:pPr>
       <w:rPr>
-        <w:color w:val="auto"/>
+        <w:color w:val="000000"/>
       </w:rPr>
       <w:tblPr/>
       <w:tcPr>
@@ -17178,7 +17435,7 @@
       <w:rPr>
         <w:b/>
         <w:bCs/>
-        <w:color w:val="FFFFFF" w:themeColor="background1"/>
+        <w:color w:val="000000"/>
       </w:rPr>
       <w:tblPr/>
       <w:tcPr>
@@ -17197,7 +17454,7 @@
       <w:rPr>
         <w:b/>
         <w:bCs/>
-        <w:color w:val="FFFFFF" w:themeColor="background1"/>
+        <w:color w:val="000000"/>
       </w:rPr>
       <w:tblPr/>
       <w:tcPr>
@@ -17243,7 +17500,7 @@
     </w:tblStylePr>
     <w:tblStylePr w:type="nwCell">
       <w:rPr>
-        <w:color w:val="FFFFFF" w:themeColor="background1"/>
+        <w:color w:val="000000"/>
       </w:rPr>
       <w:tblPr/>
       <w:tcPr>
@@ -17267,7 +17524,7 @@
       <w:spacing w:after="0" w:line="240" w:lineRule="auto"/>
     </w:pPr>
     <w:rPr>
-      <w:color w:val="000000" w:themeColor="text1"/>
+      <w:color w:val="000000"/>
     </w:rPr>
     <w:tblPr>
       <w:tblStyleRowBandSize w:val="1"/>
@@ -17300,7 +17557,7 @@
       <w:rPr>
         <w:b/>
         <w:bCs/>
-        <w:color w:val="1F497D" w:themeColor="text2"/>
+        <w:color w:val="000000"/>
       </w:rPr>
       <w:tblPr/>
       <w:tcPr>
@@ -17351,7 +17608,7 @@
       <w:spacing w:after="0" w:line="240" w:lineRule="auto"/>
     </w:pPr>
     <w:rPr>
-      <w:color w:val="000000" w:themeColor="text1"/>
+      <w:color w:val="000000"/>
     </w:rPr>
     <w:tblPr>
       <w:tblStyleRowBandSize w:val="1"/>
@@ -17384,7 +17641,7 @@
       <w:rPr>
         <w:b/>
         <w:bCs/>
-        <w:color w:val="1F497D" w:themeColor="text2"/>
+        <w:color w:val="000000"/>
       </w:rPr>
       <w:tblPr/>
       <w:tcPr>
@@ -17435,7 +17692,7 @@
       <w:spacing w:after="0" w:line="240" w:lineRule="auto"/>
     </w:pPr>
     <w:rPr>
-      <w:color w:val="000000" w:themeColor="text1"/>
+      <w:color w:val="000000"/>
     </w:rPr>
     <w:tblPr>
       <w:tblStyleRowBandSize w:val="1"/>
@@ -17468,7 +17725,7 @@
       <w:rPr>
         <w:b/>
         <w:bCs/>
-        <w:color w:val="1F497D" w:themeColor="text2"/>
+        <w:color w:val="000000"/>
       </w:rPr>
       <w:tblPr/>
       <w:tcPr>
@@ -17519,7 +17776,7 @@
       <w:spacing w:after="0" w:line="240" w:lineRule="auto"/>
     </w:pPr>
     <w:rPr>
-      <w:color w:val="000000" w:themeColor="text1"/>
+      <w:color w:val="000000"/>
     </w:rPr>
     <w:tblPr>
       <w:tblStyleRowBandSize w:val="1"/>
@@ -17552,7 +17809,7 @@
       <w:rPr>
         <w:b/>
         <w:bCs/>
-        <w:color w:val="1F497D" w:themeColor="text2"/>
+        <w:color w:val="000000"/>
       </w:rPr>
       <w:tblPr/>
       <w:tcPr>
@@ -17603,7 +17860,7 @@
       <w:spacing w:after="0" w:line="240" w:lineRule="auto"/>
     </w:pPr>
     <w:rPr>
-      <w:color w:val="000000" w:themeColor="text1"/>
+      <w:color w:val="000000"/>
     </w:rPr>
     <w:tblPr>
       <w:tblStyleRowBandSize w:val="1"/>
@@ -17636,7 +17893,7 @@
       <w:rPr>
         <w:b/>
         <w:bCs/>
-        <w:color w:val="1F497D" w:themeColor="text2"/>
+        <w:color w:val="000000"/>
       </w:rPr>
       <w:tblPr/>
       <w:tcPr>
@@ -17687,7 +17944,7 @@
       <w:spacing w:after="0" w:line="240" w:lineRule="auto"/>
     </w:pPr>
     <w:rPr>
-      <w:color w:val="000000" w:themeColor="text1"/>
+      <w:color w:val="000000"/>
     </w:rPr>
     <w:tblPr>
       <w:tblStyleRowBandSize w:val="1"/>
@@ -17720,7 +17977,7 @@
       <w:rPr>
         <w:b/>
         <w:bCs/>
-        <w:color w:val="1F497D" w:themeColor="text2"/>
+        <w:color w:val="000000"/>
       </w:rPr>
       <w:tblPr/>
       <w:tcPr>
@@ -17771,7 +18028,7 @@
       <w:spacing w:after="0" w:line="240" w:lineRule="auto"/>
     </w:pPr>
     <w:rPr>
-      <w:color w:val="000000" w:themeColor="text1"/>
+      <w:color w:val="000000"/>
     </w:rPr>
     <w:tblPr>
       <w:tblStyleRowBandSize w:val="1"/>
@@ -17804,7 +18061,7 @@
       <w:rPr>
         <w:b/>
         <w:bCs/>
-        <w:color w:val="1F497D" w:themeColor="text2"/>
+        <w:color w:val="000000"/>
       </w:rPr>
       <w:tblPr/>
       <w:tcPr>
@@ -17856,7 +18113,7 @@
     </w:pPr>
     <w:rPr>
       <w:rFonts w:asciiTheme="majorHAnsi" w:eastAsiaTheme="majorEastAsia" w:hAnsiTheme="majorHAnsi" w:cstheme="majorBidi"/>
-      <w:color w:val="000000" w:themeColor="text1"/>
+      <w:color w:val="000000"/>
     </w:rPr>
     <w:tblPr>
       <w:tblStyleRowBandSize w:val="1"/>
@@ -17984,7 +18241,7 @@
     </w:pPr>
     <w:rPr>
       <w:rFonts w:asciiTheme="majorHAnsi" w:eastAsiaTheme="majorEastAsia" w:hAnsiTheme="majorHAnsi" w:cstheme="majorBidi"/>
-      <w:color w:val="000000" w:themeColor="text1"/>
+      <w:color w:val="000000"/>
     </w:rPr>
     <w:tblPr>
       <w:tblStyleRowBandSize w:val="1"/>
@@ -18112,7 +18369,7 @@
     </w:pPr>
     <w:rPr>
       <w:rFonts w:asciiTheme="majorHAnsi" w:eastAsiaTheme="majorEastAsia" w:hAnsiTheme="majorHAnsi" w:cstheme="majorBidi"/>
-      <w:color w:val="000000" w:themeColor="text1"/>
+      <w:color w:val="000000"/>
     </w:rPr>
     <w:tblPr>
       <w:tblStyleRowBandSize w:val="1"/>
@@ -18240,7 +18497,7 @@
     </w:pPr>
     <w:rPr>
       <w:rFonts w:asciiTheme="majorHAnsi" w:eastAsiaTheme="majorEastAsia" w:hAnsiTheme="majorHAnsi" w:cstheme="majorBidi"/>
-      <w:color w:val="000000" w:themeColor="text1"/>
+      <w:color w:val="000000"/>
     </w:rPr>
     <w:tblPr>
       <w:tblStyleRowBandSize w:val="1"/>
@@ -18368,7 +18625,7 @@
     </w:pPr>
     <w:rPr>
       <w:rFonts w:asciiTheme="majorHAnsi" w:eastAsiaTheme="majorEastAsia" w:hAnsiTheme="majorHAnsi" w:cstheme="majorBidi"/>
-      <w:color w:val="000000" w:themeColor="text1"/>
+      <w:color w:val="000000"/>
     </w:rPr>
     <w:tblPr>
       <w:tblStyleRowBandSize w:val="1"/>
@@ -18496,7 +18753,7 @@
     </w:pPr>
     <w:rPr>
       <w:rFonts w:asciiTheme="majorHAnsi" w:eastAsiaTheme="majorEastAsia" w:hAnsiTheme="majorHAnsi" w:cstheme="majorBidi"/>
-      <w:color w:val="000000" w:themeColor="text1"/>
+      <w:color w:val="000000"/>
     </w:rPr>
     <w:tblPr>
       <w:tblStyleRowBandSize w:val="1"/>
@@ -18624,7 +18881,7 @@
     </w:pPr>
     <w:rPr>
       <w:rFonts w:asciiTheme="majorHAnsi" w:eastAsiaTheme="majorEastAsia" w:hAnsiTheme="majorHAnsi" w:cstheme="majorBidi"/>
-      <w:color w:val="000000" w:themeColor="text1"/>
+      <w:color w:val="000000"/>
     </w:rPr>
     <w:tblPr>
       <w:tblStyleRowBandSize w:val="1"/>
@@ -19263,7 +19520,7 @@
     </w:pPr>
     <w:rPr>
       <w:rFonts w:asciiTheme="majorHAnsi" w:eastAsiaTheme="majorEastAsia" w:hAnsiTheme="majorHAnsi" w:cstheme="majorBidi"/>
-      <w:color w:val="000000" w:themeColor="text1"/>
+      <w:color w:val="000000"/>
     </w:rPr>
     <w:tblPr>
       <w:tblStyleRowBandSize w:val="1"/>
@@ -19291,7 +19548,7 @@
       <w:rPr>
         <w:b/>
         <w:bCs/>
-        <w:color w:val="000000" w:themeColor="text1"/>
+        <w:color w:val="000000"/>
       </w:rPr>
       <w:tblPr/>
       <w:tcPr>
@@ -19302,7 +19559,7 @@
       <w:rPr>
         <w:b/>
         <w:bCs/>
-        <w:color w:val="000000" w:themeColor="text1"/>
+        <w:color w:val="000000"/>
       </w:rPr>
       <w:tblPr/>
       <w:tcPr>
@@ -19321,7 +19578,7 @@
       <w:rPr>
         <w:b/>
         <w:bCs/>
-        <w:color w:val="000000" w:themeColor="text1"/>
+        <w:color w:val="000000"/>
       </w:rPr>
       <w:tblPr/>
       <w:tcPr>
@@ -19340,7 +19597,7 @@
       <w:rPr>
         <w:b w:val="0"/>
         <w:bCs w:val="0"/>
-        <w:color w:val="000000" w:themeColor="text1"/>
+        <w:color w:val="000000"/>
       </w:rPr>
       <w:tblPr/>
       <w:tcPr>
@@ -19388,7 +19645,7 @@
     </w:pPr>
     <w:rPr>
       <w:rFonts w:asciiTheme="majorHAnsi" w:eastAsiaTheme="majorEastAsia" w:hAnsiTheme="majorHAnsi" w:cstheme="majorBidi"/>
-      <w:color w:val="000000" w:themeColor="text1"/>
+      <w:color w:val="000000"/>
     </w:rPr>
     <w:tblPr>
       <w:tblStyleRowBandSize w:val="1"/>
@@ -19416,7 +19673,7 @@
       <w:rPr>
         <w:b/>
         <w:bCs/>
-        <w:color w:val="000000" w:themeColor="text1"/>
+        <w:color w:val="000000"/>
       </w:rPr>
       <w:tblPr/>
       <w:tcPr>
@@ -19427,7 +19684,7 @@
       <w:rPr>
         <w:b/>
         <w:bCs/>
-        <w:color w:val="000000" w:themeColor="text1"/>
+        <w:color w:val="000000"/>
       </w:rPr>
       <w:tblPr/>
       <w:tcPr>
@@ -19446,7 +19703,7 @@
       <w:rPr>
         <w:b/>
         <w:bCs/>
-        <w:color w:val="000000" w:themeColor="text1"/>
+        <w:color w:val="000000"/>
       </w:rPr>
       <w:tblPr/>
       <w:tcPr>
@@ -19465,7 +19722,7 @@
       <w:rPr>
         <w:b w:val="0"/>
         <w:bCs w:val="0"/>
-        <w:color w:val="000000" w:themeColor="text1"/>
+        <w:color w:val="000000"/>
       </w:rPr>
       <w:tblPr/>
       <w:tcPr>
@@ -19513,7 +19770,7 @@
     </w:pPr>
     <w:rPr>
       <w:rFonts w:asciiTheme="majorHAnsi" w:eastAsiaTheme="majorEastAsia" w:hAnsiTheme="majorHAnsi" w:cstheme="majorBidi"/>
-      <w:color w:val="000000" w:themeColor="text1"/>
+      <w:color w:val="000000"/>
     </w:rPr>
     <w:tblPr>
       <w:tblStyleRowBandSize w:val="1"/>
@@ -19541,7 +19798,7 @@
       <w:rPr>
         <w:b/>
         <w:bCs/>
-        <w:color w:val="000000" w:themeColor="text1"/>
+        <w:color w:val="000000"/>
       </w:rPr>
       <w:tblPr/>
       <w:tcPr>
@@ -19552,7 +19809,7 @@
       <w:rPr>
         <w:b/>
         <w:bCs/>
-        <w:color w:val="000000" w:themeColor="text1"/>
+        <w:color w:val="000000"/>
       </w:rPr>
       <w:tblPr/>
       <w:tcPr>
@@ -19571,7 +19828,7 @@
       <w:rPr>
         <w:b/>
         <w:bCs/>
-        <w:color w:val="000000" w:themeColor="text1"/>
+        <w:color w:val="000000"/>
       </w:rPr>
       <w:tblPr/>
       <w:tcPr>
@@ -19590,7 +19847,7 @@
       <w:rPr>
         <w:b w:val="0"/>
         <w:bCs w:val="0"/>
-        <w:color w:val="000000" w:themeColor="text1"/>
+        <w:color w:val="000000"/>
       </w:rPr>
       <w:tblPr/>
       <w:tcPr>
@@ -19638,7 +19895,7 @@
     </w:pPr>
     <w:rPr>
       <w:rFonts w:asciiTheme="majorHAnsi" w:eastAsiaTheme="majorEastAsia" w:hAnsiTheme="majorHAnsi" w:cstheme="majorBidi"/>
-      <w:color w:val="000000" w:themeColor="text1"/>
+      <w:color w:val="000000"/>
     </w:rPr>
     <w:tblPr>
       <w:tblStyleRowBandSize w:val="1"/>
@@ -19666,7 +19923,7 @@
       <w:rPr>
         <w:b/>
         <w:bCs/>
-        <w:color w:val="000000" w:themeColor="text1"/>
+        <w:color w:val="000000"/>
       </w:rPr>
       <w:tblPr/>
       <w:tcPr>
@@ -19677,7 +19934,7 @@
       <w:rPr>
         <w:b/>
         <w:bCs/>
-        <w:color w:val="000000" w:themeColor="text1"/>
+        <w:color w:val="000000"/>
       </w:rPr>
       <w:tblPr/>
       <w:tcPr>
@@ -19696,7 +19953,7 @@
       <w:rPr>
         <w:b/>
         <w:bCs/>
-        <w:color w:val="000000" w:themeColor="text1"/>
+        <w:color w:val="000000"/>
       </w:rPr>
       <w:tblPr/>
       <w:tcPr>
@@ -19715,7 +19972,7 @@
       <w:rPr>
         <w:b w:val="0"/>
         <w:bCs w:val="0"/>
-        <w:color w:val="000000" w:themeColor="text1"/>
+        <w:color w:val="000000"/>
       </w:rPr>
       <w:tblPr/>
       <w:tcPr>
@@ -19763,7 +20020,7 @@
     </w:pPr>
     <w:rPr>
       <w:rFonts w:asciiTheme="majorHAnsi" w:eastAsiaTheme="majorEastAsia" w:hAnsiTheme="majorHAnsi" w:cstheme="majorBidi"/>
-      <w:color w:val="000000" w:themeColor="text1"/>
+      <w:color w:val="000000"/>
     </w:rPr>
     <w:tblPr>
       <w:tblStyleRowBandSize w:val="1"/>
@@ -19791,7 +20048,7 @@
       <w:rPr>
         <w:b/>
         <w:bCs/>
-        <w:color w:val="000000" w:themeColor="text1"/>
+        <w:color w:val="000000"/>
       </w:rPr>
       <w:tblPr/>
       <w:tcPr>
@@ -19802,7 +20059,7 @@
       <w:rPr>
         <w:b/>
         <w:bCs/>
-        <w:color w:val="000000" w:themeColor="text1"/>
+        <w:color w:val="000000"/>
       </w:rPr>
       <w:tblPr/>
       <w:tcPr>
@@ -19821,7 +20078,7 @@
       <w:rPr>
         <w:b/>
         <w:bCs/>
-        <w:color w:val="000000" w:themeColor="text1"/>
+        <w:color w:val="000000"/>
       </w:rPr>
       <w:tblPr/>
       <w:tcPr>
@@ -19840,7 +20097,7 @@
       <w:rPr>
         <w:b w:val="0"/>
         <w:bCs w:val="0"/>
-        <w:color w:val="000000" w:themeColor="text1"/>
+        <w:color w:val="000000"/>
       </w:rPr>
       <w:tblPr/>
       <w:tcPr>
@@ -19888,7 +20145,7 @@
     </w:pPr>
     <w:rPr>
       <w:rFonts w:asciiTheme="majorHAnsi" w:eastAsiaTheme="majorEastAsia" w:hAnsiTheme="majorHAnsi" w:cstheme="majorBidi"/>
-      <w:color w:val="000000" w:themeColor="text1"/>
+      <w:color w:val="000000"/>
     </w:rPr>
     <w:tblPr>
       <w:tblStyleRowBandSize w:val="1"/>
@@ -19916,7 +20173,7 @@
       <w:rPr>
         <w:b/>
         <w:bCs/>
-        <w:color w:val="000000" w:themeColor="text1"/>
+        <w:color w:val="000000"/>
       </w:rPr>
       <w:tblPr/>
       <w:tcPr>
@@ -19927,7 +20184,7 @@
       <w:rPr>
         <w:b/>
         <w:bCs/>
-        <w:color w:val="000000" w:themeColor="text1"/>
+        <w:color w:val="000000"/>
       </w:rPr>
       <w:tblPr/>
       <w:tcPr>
@@ -19946,7 +20203,7 @@
       <w:rPr>
         <w:b/>
         <w:bCs/>
-        <w:color w:val="000000" w:themeColor="text1"/>
+        <w:color w:val="000000"/>
       </w:rPr>
       <w:tblPr/>
       <w:tcPr>
@@ -19965,7 +20222,7 @@
       <w:rPr>
         <w:b w:val="0"/>
         <w:bCs w:val="0"/>
-        <w:color w:val="000000" w:themeColor="text1"/>
+        <w:color w:val="000000"/>
       </w:rPr>
       <w:tblPr/>
       <w:tcPr>
@@ -20013,7 +20270,7 @@
     </w:pPr>
     <w:rPr>
       <w:rFonts w:asciiTheme="majorHAnsi" w:eastAsiaTheme="majorEastAsia" w:hAnsiTheme="majorHAnsi" w:cstheme="majorBidi"/>
-      <w:color w:val="000000" w:themeColor="text1"/>
+      <w:color w:val="000000"/>
     </w:rPr>
     <w:tblPr>
       <w:tblStyleRowBandSize w:val="1"/>
@@ -20041,7 +20298,7 @@
       <w:rPr>
         <w:b/>
         <w:bCs/>
-        <w:color w:val="000000" w:themeColor="text1"/>
+        <w:color w:val="000000"/>
       </w:rPr>
       <w:tblPr/>
       <w:tcPr>
@@ -20052,7 +20309,7 @@
       <w:rPr>
         <w:b/>
         <w:bCs/>
-        <w:color w:val="000000" w:themeColor="text1"/>
+        <w:color w:val="000000"/>
       </w:rPr>
       <w:tblPr/>
       <w:tcPr>
@@ -20071,7 +20328,7 @@
       <w:rPr>
         <w:b/>
         <w:bCs/>
-        <w:color w:val="000000" w:themeColor="text1"/>
+        <w:color w:val="000000"/>
       </w:rPr>
       <w:tblPr/>
       <w:tcPr>
@@ -20090,7 +20347,7 @@
       <w:rPr>
         <w:b w:val="0"/>
         <w:bCs w:val="0"/>
-        <w:color w:val="000000" w:themeColor="text1"/>
+        <w:color w:val="000000"/>
       </w:rPr>
       <w:tblPr/>
       <w:tcPr>
@@ -20164,7 +20421,7 @@
         <w:bCs/>
         <w:i w:val="0"/>
         <w:iCs w:val="0"/>
-        <w:color w:val="FFFFFF" w:themeColor="background1"/>
+        <w:color w:val="000000"/>
       </w:rPr>
       <w:tblPr/>
       <w:tcPr>
@@ -20185,7 +20442,7 @@
         <w:bCs/>
         <w:i w:val="0"/>
         <w:iCs w:val="0"/>
-        <w:color w:val="FFFFFF" w:themeColor="background1"/>
+        <w:color w:val="000000"/>
       </w:rPr>
       <w:tblPr/>
       <w:tcPr>
@@ -20206,7 +20463,7 @@
         <w:bCs/>
         <w:i w:val="0"/>
         <w:iCs w:val="0"/>
-        <w:color w:val="FFFFFF" w:themeColor="background1"/>
+        <w:color w:val="000000"/>
       </w:rPr>
       <w:tblPr/>
       <w:tcPr>
@@ -20225,7 +20482,7 @@
         <w:bCs/>
         <w:i w:val="0"/>
         <w:iCs w:val="0"/>
-        <w:color w:val="FFFFFF" w:themeColor="background1"/>
+        <w:color w:val="000000"/>
       </w:rPr>
       <w:tblPr/>
       <w:tcPr>
@@ -20305,7 +20562,7 @@
         <w:bCs/>
         <w:i w:val="0"/>
         <w:iCs w:val="0"/>
-        <w:color w:val="FFFFFF" w:themeColor="background1"/>
+        <w:color w:val="000000"/>
       </w:rPr>
       <w:tblPr/>
       <w:tcPr>
@@ -20326,7 +20583,7 @@
         <w:bCs/>
         <w:i w:val="0"/>
         <w:iCs w:val="0"/>
-        <w:color w:val="FFFFFF" w:themeColor="background1"/>
+        <w:color w:val="000000"/>
       </w:rPr>
       <w:tblPr/>
       <w:tcPr>
@@ -20347,7 +20604,7 @@
         <w:bCs/>
         <w:i w:val="0"/>
         <w:iCs w:val="0"/>
-        <w:color w:val="FFFFFF" w:themeColor="background1"/>
+        <w:color w:val="000000"/>
       </w:rPr>
       <w:tblPr/>
       <w:tcPr>
@@ -20366,7 +20623,7 @@
         <w:bCs/>
         <w:i w:val="0"/>
         <w:iCs w:val="0"/>
-        <w:color w:val="FFFFFF" w:themeColor="background1"/>
+        <w:color w:val="000000"/>
       </w:rPr>
       <w:tblPr/>
       <w:tcPr>
@@ -20446,7 +20703,7 @@
         <w:bCs/>
         <w:i w:val="0"/>
         <w:iCs w:val="0"/>
-        <w:color w:val="FFFFFF" w:themeColor="background1"/>
+        <w:color w:val="000000"/>
       </w:rPr>
       <w:tblPr/>
       <w:tcPr>
@@ -20467,7 +20724,7 @@
         <w:bCs/>
         <w:i w:val="0"/>
         <w:iCs w:val="0"/>
-        <w:color w:val="FFFFFF" w:themeColor="background1"/>
+        <w:color w:val="000000"/>
       </w:rPr>
       <w:tblPr/>
       <w:tcPr>
@@ -20488,7 +20745,7 @@
         <w:bCs/>
         <w:i w:val="0"/>
         <w:iCs w:val="0"/>
-        <w:color w:val="FFFFFF" w:themeColor="background1"/>
+        <w:color w:val="000000"/>
       </w:rPr>
       <w:tblPr/>
       <w:tcPr>
@@ -20507,7 +20764,7 @@
         <w:bCs/>
         <w:i w:val="0"/>
         <w:iCs w:val="0"/>
-        <w:color w:val="FFFFFF" w:themeColor="background1"/>
+        <w:color w:val="000000"/>
       </w:rPr>
       <w:tblPr/>
       <w:tcPr>
@@ -20587,7 +20844,7 @@
         <w:bCs/>
         <w:i w:val="0"/>
         <w:iCs w:val="0"/>
-        <w:color w:val="FFFFFF" w:themeColor="background1"/>
+        <w:color w:val="000000"/>
       </w:rPr>
       <w:tblPr/>
       <w:tcPr>
@@ -20608,7 +20865,7 @@
         <w:bCs/>
         <w:i w:val="0"/>
         <w:iCs w:val="0"/>
-        <w:color w:val="FFFFFF" w:themeColor="background1"/>
+        <w:color w:val="000000"/>
       </w:rPr>
       <w:tblPr/>
       <w:tcPr>
@@ -20629,7 +20886,7 @@
         <w:bCs/>
         <w:i w:val="0"/>
         <w:iCs w:val="0"/>
-        <w:color w:val="FFFFFF" w:themeColor="background1"/>
+        <w:color w:val="000000"/>
       </w:rPr>
       <w:tblPr/>
       <w:tcPr>
@@ -20648,7 +20905,7 @@
         <w:bCs/>
         <w:i w:val="0"/>
         <w:iCs w:val="0"/>
-        <w:color w:val="FFFFFF" w:themeColor="background1"/>
+        <w:color w:val="000000"/>
       </w:rPr>
       <w:tblPr/>
       <w:tcPr>
@@ -20728,7 +20985,7 @@
         <w:bCs/>
         <w:i w:val="0"/>
         <w:iCs w:val="0"/>
-        <w:color w:val="FFFFFF" w:themeColor="background1"/>
+        <w:color w:val="000000"/>
       </w:rPr>
       <w:tblPr/>
       <w:tcPr>
@@ -20749,7 +21006,7 @@
         <w:bCs/>
         <w:i w:val="0"/>
         <w:iCs w:val="0"/>
-        <w:color w:val="FFFFFF" w:themeColor="background1"/>
+        <w:color w:val="000000"/>
       </w:rPr>
       <w:tblPr/>
       <w:tcPr>
@@ -20770,7 +21027,7 @@
         <w:bCs/>
         <w:i w:val="0"/>
         <w:iCs w:val="0"/>
-        <w:color w:val="FFFFFF" w:themeColor="background1"/>
+        <w:color w:val="000000"/>
       </w:rPr>
       <w:tblPr/>
       <w:tcPr>
@@ -20789,7 +21046,7 @@
         <w:bCs/>
         <w:i w:val="0"/>
         <w:iCs w:val="0"/>
-        <w:color w:val="FFFFFF" w:themeColor="background1"/>
+        <w:color w:val="000000"/>
       </w:rPr>
       <w:tblPr/>
       <w:tcPr>
@@ -20869,7 +21126,7 @@
         <w:bCs/>
         <w:i w:val="0"/>
         <w:iCs w:val="0"/>
-        <w:color w:val="FFFFFF" w:themeColor="background1"/>
+        <w:color w:val="000000"/>
       </w:rPr>
       <w:tblPr/>
       <w:tcPr>
@@ -20890,7 +21147,7 @@
         <w:bCs/>
         <w:i w:val="0"/>
         <w:iCs w:val="0"/>
-        <w:color w:val="FFFFFF" w:themeColor="background1"/>
+        <w:color w:val="000000"/>
       </w:rPr>
       <w:tblPr/>
       <w:tcPr>
@@ -20911,7 +21168,7 @@
         <w:bCs/>
         <w:i w:val="0"/>
         <w:iCs w:val="0"/>
-        <w:color w:val="FFFFFF" w:themeColor="background1"/>
+        <w:color w:val="000000"/>
       </w:rPr>
       <w:tblPr/>
       <w:tcPr>
@@ -20930,7 +21187,7 @@
         <w:bCs/>
         <w:i w:val="0"/>
         <w:iCs w:val="0"/>
-        <w:color w:val="FFFFFF" w:themeColor="background1"/>
+        <w:color w:val="000000"/>
       </w:rPr>
       <w:tblPr/>
       <w:tcPr>
@@ -21010,7 +21267,7 @@
         <w:bCs/>
         <w:i w:val="0"/>
         <w:iCs w:val="0"/>
-        <w:color w:val="FFFFFF" w:themeColor="background1"/>
+        <w:color w:val="000000"/>
       </w:rPr>
       <w:tblPr/>
       <w:tcPr>
@@ -21031,7 +21288,7 @@
         <w:bCs/>
         <w:i w:val="0"/>
         <w:iCs w:val="0"/>
-        <w:color w:val="FFFFFF" w:themeColor="background1"/>
+        <w:color w:val="000000"/>
       </w:rPr>
       <w:tblPr/>
       <w:tcPr>
@@ -21052,7 +21309,7 @@
         <w:bCs/>
         <w:i w:val="0"/>
         <w:iCs w:val="0"/>
-        <w:color w:val="FFFFFF" w:themeColor="background1"/>
+        <w:color w:val="000000"/>
       </w:rPr>
       <w:tblPr/>
       <w:tcPr>
@@ -21071,7 +21328,7 @@
         <w:bCs/>
         <w:i w:val="0"/>
         <w:iCs w:val="0"/>
-        <w:color w:val="FFFFFF" w:themeColor="background1"/>
+        <w:color w:val="000000"/>
       </w:rPr>
       <w:tblPr/>
       <w:tcPr>
@@ -21124,7 +21381,7 @@
       <w:spacing w:after="0" w:line="240" w:lineRule="auto"/>
     </w:pPr>
     <w:rPr>
-      <w:color w:val="FFFFFF" w:themeColor="background1"/>
+      <w:color w:val="000000"/>
     </w:rPr>
     <w:tblPr>
       <w:tblStyleRowBandSize w:val="1"/>
@@ -21238,7 +21495,7 @@
       <w:spacing w:after="0" w:line="240" w:lineRule="auto"/>
     </w:pPr>
     <w:rPr>
-      <w:color w:val="FFFFFF" w:themeColor="background1"/>
+      <w:color w:val="000000"/>
     </w:rPr>
     <w:tblPr>
       <w:tblStyleRowBandSize w:val="1"/>
@@ -21352,7 +21609,7 @@
       <w:spacing w:after="0" w:line="240" w:lineRule="auto"/>
     </w:pPr>
     <w:rPr>
-      <w:color w:val="FFFFFF" w:themeColor="background1"/>
+      <w:color w:val="000000"/>
     </w:rPr>
     <w:tblPr>
       <w:tblStyleRowBandSize w:val="1"/>
@@ -21466,7 +21723,7 @@
       <w:spacing w:after="0" w:line="240" w:lineRule="auto"/>
     </w:pPr>
     <w:rPr>
-      <w:color w:val="FFFFFF" w:themeColor="background1"/>
+      <w:color w:val="000000"/>
     </w:rPr>
     <w:tblPr>
       <w:tblStyleRowBandSize w:val="1"/>
@@ -21580,7 +21837,7 @@
       <w:spacing w:after="0" w:line="240" w:lineRule="auto"/>
     </w:pPr>
     <w:rPr>
-      <w:color w:val="FFFFFF" w:themeColor="background1"/>
+      <w:color w:val="000000"/>
     </w:rPr>
     <w:tblPr>
       <w:tblStyleRowBandSize w:val="1"/>
@@ -21694,7 +21951,7 @@
       <w:spacing w:after="0" w:line="240" w:lineRule="auto"/>
     </w:pPr>
     <w:rPr>
-      <w:color w:val="FFFFFF" w:themeColor="background1"/>
+      <w:color w:val="000000"/>
     </w:rPr>
     <w:tblPr>
       <w:tblStyleRowBandSize w:val="1"/>
@@ -21808,7 +22065,7 @@
       <w:spacing w:after="0" w:line="240" w:lineRule="auto"/>
     </w:pPr>
     <w:rPr>
-      <w:color w:val="FFFFFF" w:themeColor="background1"/>
+      <w:color w:val="000000"/>
     </w:rPr>
     <w:tblPr>
       <w:tblStyleRowBandSize w:val="1"/>
@@ -21922,7 +22179,7 @@
       <w:spacing w:after="0" w:line="240" w:lineRule="auto"/>
     </w:pPr>
     <w:rPr>
-      <w:color w:val="000000" w:themeColor="text1"/>
+      <w:color w:val="000000"/>
     </w:rPr>
     <w:tblPr>
       <w:tblStyleRowBandSize w:val="1"/>
@@ -21968,7 +22225,7 @@
       <w:rPr>
         <w:b/>
         <w:bCs/>
-        <w:color w:val="FFFFFF" w:themeColor="background1"/>
+        <w:color w:val="000000"/>
       </w:rPr>
       <w:tblPr/>
       <w:tcPr>
@@ -21980,7 +22237,7 @@
     </w:tblStylePr>
     <w:tblStylePr w:type="firstCol">
       <w:rPr>
-        <w:color w:val="FFFFFF" w:themeColor="background1"/>
+        <w:color w:val="000000"/>
       </w:rPr>
       <w:tblPr/>
       <w:tcPr>
@@ -21997,7 +22254,7 @@
     </w:tblStylePr>
     <w:tblStylePr w:type="lastCol">
       <w:rPr>
-        <w:color w:val="FFFFFF" w:themeColor="background1"/>
+        <w:color w:val="000000"/>
       </w:rPr>
       <w:tblPr/>
       <w:tcPr>
@@ -22026,12 +22283,12 @@
     </w:tblStylePr>
     <w:tblStylePr w:type="neCell">
       <w:rPr>
-        <w:color w:val="000000" w:themeColor="text1"/>
+        <w:color w:val="000000"/>
       </w:rPr>
     </w:tblStylePr>
     <w:tblStylePr w:type="nwCell">
       <w:rPr>
-        <w:color w:val="000000" w:themeColor="text1"/>
+        <w:color w:val="000000"/>
       </w:rPr>
     </w:tblStylePr>
   </w:style>
@@ -22044,7 +22301,7 @@
       <w:spacing w:after="0" w:line="240" w:lineRule="auto"/>
     </w:pPr>
     <w:rPr>
-      <w:color w:val="000000" w:themeColor="text1"/>
+      <w:color w:val="000000"/>
     </w:rPr>
     <w:tblPr>
       <w:tblStyleRowBandSize w:val="1"/>
@@ -22090,7 +22347,7 @@
       <w:rPr>
         <w:b/>
         <w:bCs/>
-        <w:color w:val="FFFFFF" w:themeColor="background1"/>
+        <w:color w:val="000000"/>
       </w:rPr>
       <w:tblPr/>
       <w:tcPr>
@@ -22102,7 +22359,7 @@
     </w:tblStylePr>
     <w:tblStylePr w:type="firstCol">
       <w:rPr>
-        <w:color w:val="FFFFFF" w:themeColor="background1"/>
+        <w:color w:val="000000"/>
       </w:rPr>
       <w:tblPr/>
       <w:tcPr>
@@ -22119,7 +22376,7 @@
     </w:tblStylePr>
     <w:tblStylePr w:type="lastCol">
       <w:rPr>
-        <w:color w:val="FFFFFF" w:themeColor="background1"/>
+        <w:color w:val="000000"/>
       </w:rPr>
       <w:tblPr/>
       <w:tcPr>
@@ -22148,12 +22405,12 @@
     </w:tblStylePr>
     <w:tblStylePr w:type="neCell">
       <w:rPr>
-        <w:color w:val="000000" w:themeColor="text1"/>
+        <w:color w:val="000000"/>
       </w:rPr>
     </w:tblStylePr>
     <w:tblStylePr w:type="nwCell">
       <w:rPr>
-        <w:color w:val="000000" w:themeColor="text1"/>
+        <w:color w:val="000000"/>
       </w:rPr>
     </w:tblStylePr>
   </w:style>
@@ -22166,7 +22423,7 @@
       <w:spacing w:after="0" w:line="240" w:lineRule="auto"/>
     </w:pPr>
     <w:rPr>
-      <w:color w:val="000000" w:themeColor="text1"/>
+      <w:color w:val="000000"/>
     </w:rPr>
     <w:tblPr>
       <w:tblStyleRowBandSize w:val="1"/>
@@ -22212,7 +22469,7 @@
       <w:rPr>
         <w:b/>
         <w:bCs/>
-        <w:color w:val="FFFFFF" w:themeColor="background1"/>
+        <w:color w:val="000000"/>
       </w:rPr>
       <w:tblPr/>
       <w:tcPr>
@@ -22224,7 +22481,7 @@
     </w:tblStylePr>
     <w:tblStylePr w:type="firstCol">
       <w:rPr>
-        <w:color w:val="FFFFFF" w:themeColor="background1"/>
+        <w:color w:val="000000"/>
       </w:rPr>
       <w:tblPr/>
       <w:tcPr>
@@ -22241,7 +22498,7 @@
     </w:tblStylePr>
     <w:tblStylePr w:type="lastCol">
       <w:rPr>
-        <w:color w:val="FFFFFF" w:themeColor="background1"/>
+        <w:color w:val="000000"/>
       </w:rPr>
       <w:tblPr/>
       <w:tcPr>
@@ -22270,12 +22527,12 @@
     </w:tblStylePr>
     <w:tblStylePr w:type="neCell">
       <w:rPr>
-        <w:color w:val="000000" w:themeColor="text1"/>
+        <w:color w:val="000000"/>
       </w:rPr>
     </w:tblStylePr>
     <w:tblStylePr w:type="nwCell">
       <w:rPr>
-        <w:color w:val="000000" w:themeColor="text1"/>
+        <w:color w:val="000000"/>
       </w:rPr>
     </w:tblStylePr>
   </w:style>
@@ -22288,7 +22545,7 @@
       <w:spacing w:after="0" w:line="240" w:lineRule="auto"/>
     </w:pPr>
     <w:rPr>
-      <w:color w:val="000000" w:themeColor="text1"/>
+      <w:color w:val="000000"/>
     </w:rPr>
     <w:tblPr>
       <w:tblStyleRowBandSize w:val="1"/>
@@ -22334,7 +22591,7 @@
       <w:rPr>
         <w:b/>
         <w:bCs/>
-        <w:color w:val="FFFFFF" w:themeColor="background1"/>
+        <w:color w:val="000000"/>
       </w:rPr>
       <w:tblPr/>
       <w:tcPr>
@@ -22346,7 +22603,7 @@
     </w:tblStylePr>
     <w:tblStylePr w:type="firstCol">
       <w:rPr>
-        <w:color w:val="FFFFFF" w:themeColor="background1"/>
+        <w:color w:val="000000"/>
       </w:rPr>
       <w:tblPr/>
       <w:tcPr>
@@ -22363,7 +22620,7 @@
     </w:tblStylePr>
     <w:tblStylePr w:type="lastCol">
       <w:rPr>
-        <w:color w:val="FFFFFF" w:themeColor="background1"/>
+        <w:color w:val="000000"/>
       </w:rPr>
       <w:tblPr/>
       <w:tcPr>
@@ -22400,7 +22657,7 @@
       <w:spacing w:after="0" w:line="240" w:lineRule="auto"/>
     </w:pPr>
     <w:rPr>
-      <w:color w:val="000000" w:themeColor="text1"/>
+      <w:color w:val="000000"/>
     </w:rPr>
     <w:tblPr>
       <w:tblStyleRowBandSize w:val="1"/>
@@ -22446,7 +22703,7 @@
       <w:rPr>
         <w:b/>
         <w:bCs/>
-        <w:color w:val="FFFFFF" w:themeColor="background1"/>
+        <w:color w:val="000000"/>
       </w:rPr>
       <w:tblPr/>
       <w:tcPr>
@@ -22458,7 +22715,7 @@
     </w:tblStylePr>
     <w:tblStylePr w:type="firstCol">
       <w:rPr>
-        <w:color w:val="FFFFFF" w:themeColor="background1"/>
+        <w:color w:val="000000"/>
       </w:rPr>
       <w:tblPr/>
       <w:tcPr>
@@ -22475,7 +22732,7 @@
     </w:tblStylePr>
     <w:tblStylePr w:type="lastCol">
       <w:rPr>
-        <w:color w:val="FFFFFF" w:themeColor="background1"/>
+        <w:color w:val="000000"/>
       </w:rPr>
       <w:tblPr/>
       <w:tcPr>
@@ -22504,12 +22761,12 @@
     </w:tblStylePr>
     <w:tblStylePr w:type="neCell">
       <w:rPr>
-        <w:color w:val="000000" w:themeColor="text1"/>
+        <w:color w:val="000000"/>
       </w:rPr>
     </w:tblStylePr>
     <w:tblStylePr w:type="nwCell">
       <w:rPr>
-        <w:color w:val="000000" w:themeColor="text1"/>
+        <w:color w:val="000000"/>
       </w:rPr>
     </w:tblStylePr>
   </w:style>
@@ -22522,7 +22779,7 @@
       <w:spacing w:after="0" w:line="240" w:lineRule="auto"/>
     </w:pPr>
     <w:rPr>
-      <w:color w:val="000000" w:themeColor="text1"/>
+      <w:color w:val="000000"/>
     </w:rPr>
     <w:tblPr>
       <w:tblStyleRowBandSize w:val="1"/>
@@ -22568,7 +22825,7 @@
       <w:rPr>
         <w:b/>
         <w:bCs/>
-        <w:color w:val="FFFFFF" w:themeColor="background1"/>
+        <w:color w:val="000000"/>
       </w:rPr>
       <w:tblPr/>
       <w:tcPr>
@@ -22580,7 +22837,7 @@
     </w:tblStylePr>
     <w:tblStylePr w:type="firstCol">
       <w:rPr>
-        <w:color w:val="FFFFFF" w:themeColor="background1"/>
+        <w:color w:val="000000"/>
       </w:rPr>
       <w:tblPr/>
       <w:tcPr>
@@ -22597,7 +22854,7 @@
     </w:tblStylePr>
     <w:tblStylePr w:type="lastCol">
       <w:rPr>
-        <w:color w:val="FFFFFF" w:themeColor="background1"/>
+        <w:color w:val="000000"/>
       </w:rPr>
       <w:tblPr/>
       <w:tcPr>
@@ -22626,12 +22883,12 @@
     </w:tblStylePr>
     <w:tblStylePr w:type="neCell">
       <w:rPr>
-        <w:color w:val="000000" w:themeColor="text1"/>
+        <w:color w:val="000000"/>
       </w:rPr>
     </w:tblStylePr>
     <w:tblStylePr w:type="nwCell">
       <w:rPr>
-        <w:color w:val="000000" w:themeColor="text1"/>
+        <w:color w:val="000000"/>
       </w:rPr>
     </w:tblStylePr>
   </w:style>
@@ -22644,7 +22901,7 @@
       <w:spacing w:after="0" w:line="240" w:lineRule="auto"/>
     </w:pPr>
     <w:rPr>
-      <w:color w:val="000000" w:themeColor="text1"/>
+      <w:color w:val="000000"/>
     </w:rPr>
     <w:tblPr>
       <w:tblStyleRowBandSize w:val="1"/>
@@ -22690,7 +22947,7 @@
       <w:rPr>
         <w:b/>
         <w:bCs/>
-        <w:color w:val="FFFFFF" w:themeColor="background1"/>
+        <w:color w:val="000000"/>
       </w:rPr>
       <w:tblPr/>
       <w:tcPr>
@@ -22702,7 +22959,7 @@
     </w:tblStylePr>
     <w:tblStylePr w:type="firstCol">
       <w:rPr>
-        <w:color w:val="FFFFFF" w:themeColor="background1"/>
+        <w:color w:val="000000"/>
       </w:rPr>
       <w:tblPr/>
       <w:tcPr>
@@ -22719,7 +22976,7 @@
     </w:tblStylePr>
     <w:tblStylePr w:type="lastCol">
       <w:rPr>
-        <w:color w:val="FFFFFF" w:themeColor="background1"/>
+        <w:color w:val="000000"/>
       </w:rPr>
       <w:tblPr/>
       <w:tcPr>
@@ -22748,12 +23005,12 @@
     </w:tblStylePr>
     <w:tblStylePr w:type="neCell">
       <w:rPr>
-        <w:color w:val="000000" w:themeColor="text1"/>
+        <w:color w:val="000000"/>
       </w:rPr>
     </w:tblStylePr>
     <w:tblStylePr w:type="nwCell">
       <w:rPr>
-        <w:color w:val="000000" w:themeColor="text1"/>
+        <w:color w:val="000000"/>
       </w:rPr>
     </w:tblStylePr>
   </w:style>
@@ -22766,7 +23023,7 @@
       <w:spacing w:after="0" w:line="240" w:lineRule="auto"/>
     </w:pPr>
     <w:rPr>
-      <w:color w:val="000000" w:themeColor="text1"/>
+      <w:color w:val="000000"/>
     </w:rPr>
     <w:tblPr>
       <w:tblStyleRowBandSize w:val="1"/>
@@ -22786,7 +23043,7 @@
       <w:rPr>
         <w:b/>
         <w:bCs/>
-        <w:color w:val="FFFFFF" w:themeColor="background1"/>
+        <w:color w:val="000000"/>
       </w:rPr>
       <w:tblPr/>
       <w:tcPr>
@@ -22800,7 +23057,7 @@
       <w:rPr>
         <w:b/>
         <w:bCs/>
-        <w:color w:val="9E3A38" w:themeColor="accent2" w:themeShade="CC"/>
+        <w:color w:val="000000"/>
       </w:rPr>
       <w:tblPr/>
       <w:tcPr>
@@ -22852,7 +23109,7 @@
       <w:spacing w:after="0" w:line="240" w:lineRule="auto"/>
     </w:pPr>
     <w:rPr>
-      <w:color w:val="000000" w:themeColor="text1"/>
+      <w:color w:val="000000"/>
     </w:rPr>
     <w:tblPr>
       <w:tblStyleRowBandSize w:val="1"/>
@@ -22872,7 +23129,7 @@
       <w:rPr>
         <w:b/>
         <w:bCs/>
-        <w:color w:val="FFFFFF" w:themeColor="background1"/>
+        <w:color w:val="000000"/>
       </w:rPr>
       <w:tblPr/>
       <w:tcPr>
@@ -22886,7 +23143,7 @@
       <w:rPr>
         <w:b/>
         <w:bCs/>
-        <w:color w:val="9E3A38" w:themeColor="accent2" w:themeShade="CC"/>
+        <w:color w:val="000000"/>
       </w:rPr>
       <w:tblPr/>
       <w:tcPr>
@@ -22938,7 +23195,7 @@
       <w:spacing w:after="0" w:line="240" w:lineRule="auto"/>
     </w:pPr>
     <w:rPr>
-      <w:color w:val="000000" w:themeColor="text1"/>
+      <w:color w:val="000000"/>
     </w:rPr>
     <w:tblPr>
       <w:tblStyleRowBandSize w:val="1"/>
@@ -22958,7 +23215,7 @@
       <w:rPr>
         <w:b/>
         <w:bCs/>
-        <w:color w:val="FFFFFF" w:themeColor="background1"/>
+        <w:color w:val="000000"/>
       </w:rPr>
       <w:tblPr/>
       <w:tcPr>
@@ -22972,7 +23229,7 @@
       <w:rPr>
         <w:b/>
         <w:bCs/>
-        <w:color w:val="9E3A38" w:themeColor="accent2" w:themeShade="CC"/>
+        <w:color w:val="000000"/>
       </w:rPr>
       <w:tblPr/>
       <w:tcPr>
@@ -23024,7 +23281,7 @@
       <w:spacing w:after="0" w:line="240" w:lineRule="auto"/>
     </w:pPr>
     <w:rPr>
-      <w:color w:val="000000" w:themeColor="text1"/>
+      <w:color w:val="000000"/>
     </w:rPr>
     <w:tblPr>
       <w:tblStyleRowBandSize w:val="1"/>
@@ -23044,7 +23301,7 @@
       <w:rPr>
         <w:b/>
         <w:bCs/>
-        <w:color w:val="FFFFFF" w:themeColor="background1"/>
+        <w:color w:val="000000"/>
       </w:rPr>
       <w:tblPr/>
       <w:tcPr>
@@ -23058,7 +23315,7 @@
       <w:rPr>
         <w:b/>
         <w:bCs/>
-        <w:color w:val="664E82" w:themeColor="accent4" w:themeShade="CC"/>
+        <w:color w:val="000000"/>
       </w:rPr>
       <w:tblPr/>
       <w:tcPr>
@@ -23110,7 +23367,7 @@
       <w:spacing w:after="0" w:line="240" w:lineRule="auto"/>
     </w:pPr>
     <w:rPr>
-      <w:color w:val="000000" w:themeColor="text1"/>
+      <w:color w:val="000000"/>
     </w:rPr>
     <w:tblPr>
       <w:tblStyleRowBandSize w:val="1"/>
@@ -23130,7 +23387,7 @@
       <w:rPr>
         <w:b/>
         <w:bCs/>
-        <w:color w:val="FFFFFF" w:themeColor="background1"/>
+        <w:color w:val="000000"/>
       </w:rPr>
       <w:tblPr/>
       <w:tcPr>
@@ -23144,7 +23401,7 @@
       <w:rPr>
         <w:b/>
         <w:bCs/>
-        <w:color w:val="7E9C40" w:themeColor="accent3" w:themeShade="CC"/>
+        <w:color w:val="000000"/>
       </w:rPr>
       <w:tblPr/>
       <w:tcPr>
@@ -23196,7 +23453,7 @@
       <w:spacing w:after="0" w:line="240" w:lineRule="auto"/>
     </w:pPr>
     <w:rPr>
-      <w:color w:val="000000" w:themeColor="text1"/>
+      <w:color w:val="000000"/>
     </w:rPr>
     <w:tblPr>
       <w:tblStyleRowBandSize w:val="1"/>
@@ -23216,7 +23473,7 @@
       <w:rPr>
         <w:b/>
         <w:bCs/>
-        <w:color w:val="FFFFFF" w:themeColor="background1"/>
+        <w:color w:val="000000"/>
       </w:rPr>
       <w:tblPr/>
       <w:tcPr>
@@ -23230,7 +23487,7 @@
       <w:rPr>
         <w:b/>
         <w:bCs/>
-        <w:color w:val="F2730A" w:themeColor="accent6" w:themeShade="CC"/>
+        <w:color w:val="000000"/>
       </w:rPr>
       <w:tblPr/>
       <w:tcPr>
@@ -23282,7 +23539,7 @@
       <w:spacing w:after="0" w:line="240" w:lineRule="auto"/>
     </w:pPr>
     <w:rPr>
-      <w:color w:val="000000" w:themeColor="text1"/>
+      <w:color w:val="000000"/>
     </w:rPr>
     <w:tblPr>
       <w:tblStyleRowBandSize w:val="1"/>
@@ -23302,7 +23559,7 @@
       <w:rPr>
         <w:b/>
         <w:bCs/>
-        <w:color w:val="FFFFFF" w:themeColor="background1"/>
+        <w:color w:val="000000"/>
       </w:rPr>
       <w:tblPr/>
       <w:tcPr>
@@ -23316,7 +23573,7 @@
       <w:rPr>
         <w:b/>
         <w:bCs/>
-        <w:color w:val="348DA5" w:themeColor="accent5" w:themeShade="CC"/>
+        <w:color w:val="000000"/>
       </w:rPr>
       <w:tblPr/>
       <w:tcPr>
@@ -23368,7 +23625,7 @@
       <w:spacing w:after="0" w:line="240" w:lineRule="auto"/>
     </w:pPr>
     <w:rPr>
-      <w:color w:val="000000" w:themeColor="text1"/>
+      <w:color w:val="000000"/>
     </w:rPr>
     <w:tblPr>
       <w:tblStyleRowBandSize w:val="1"/>
@@ -23401,7 +23658,7 @@
       <w:rPr>
         <w:b/>
         <w:bCs/>
-        <w:color w:val="000000" w:themeColor="text1"/>
+        <w:color w:val="000000"/>
       </w:rPr>
       <w:tblPr/>
       <w:tcPr>
@@ -23410,7 +23667,7 @@
     </w:tblStylePr>
     <w:tblStylePr w:type="firstCol">
       <w:rPr>
-        <w:color w:val="FFFFFF" w:themeColor="background1"/>
+        <w:color w:val="000000"/>
       </w:rPr>
       <w:tblPr/>
       <w:tcPr>
@@ -23419,7 +23676,7 @@
     </w:tblStylePr>
     <w:tblStylePr w:type="lastCol">
       <w:rPr>
-        <w:color w:val="FFFFFF" w:themeColor="background1"/>
+        <w:color w:val="000000"/>
       </w:rPr>
       <w:tblPr/>
       <w:tcPr>
@@ -23448,7 +23705,7 @@
       <w:spacing w:after="0" w:line="240" w:lineRule="auto"/>
     </w:pPr>
     <w:rPr>
-      <w:color w:val="000000" w:themeColor="text1"/>
+      <w:color w:val="000000"/>
     </w:rPr>
     <w:tblPr>
       <w:tblStyleRowBandSize w:val="1"/>
@@ -23481,7 +23738,7 @@
       <w:rPr>
         <w:b/>
         <w:bCs/>
-        <w:color w:val="000000" w:themeColor="text1"/>
+        <w:color w:val="000000"/>
       </w:rPr>
       <w:tblPr/>
       <w:tcPr>
@@ -23490,7 +23747,7 @@
     </w:tblStylePr>
     <w:tblStylePr w:type="firstCol">
       <w:rPr>
-        <w:color w:val="FFFFFF" w:themeColor="background1"/>
+        <w:color w:val="000000"/>
       </w:rPr>
       <w:tblPr/>
       <w:tcPr>
@@ -23499,7 +23756,7 @@
     </w:tblStylePr>
     <w:tblStylePr w:type="lastCol">
       <w:rPr>
-        <w:color w:val="FFFFFF" w:themeColor="background1"/>
+        <w:color w:val="000000"/>
       </w:rPr>
       <w:tblPr/>
       <w:tcPr>
@@ -23528,7 +23785,7 @@
       <w:spacing w:after="0" w:line="240" w:lineRule="auto"/>
     </w:pPr>
     <w:rPr>
-      <w:color w:val="000000" w:themeColor="text1"/>
+      <w:color w:val="000000"/>
     </w:rPr>
     <w:tblPr>
       <w:tblStyleRowBandSize w:val="1"/>
@@ -23561,7 +23818,7 @@
       <w:rPr>
         <w:b/>
         <w:bCs/>
-        <w:color w:val="000000" w:themeColor="text1"/>
+        <w:color w:val="000000"/>
       </w:rPr>
       <w:tblPr/>
       <w:tcPr>
@@ -23570,7 +23827,7 @@
     </w:tblStylePr>
     <w:tblStylePr w:type="firstCol">
       <w:rPr>
-        <w:color w:val="FFFFFF" w:themeColor="background1"/>
+        <w:color w:val="000000"/>
       </w:rPr>
       <w:tblPr/>
       <w:tcPr>
@@ -23579,7 +23836,7 @@
     </w:tblStylePr>
     <w:tblStylePr w:type="lastCol">
       <w:rPr>
-        <w:color w:val="FFFFFF" w:themeColor="background1"/>
+        <w:color w:val="000000"/>
       </w:rPr>
       <w:tblPr/>
       <w:tcPr>
@@ -23608,7 +23865,7 @@
       <w:spacing w:after="0" w:line="240" w:lineRule="auto"/>
     </w:pPr>
     <w:rPr>
-      <w:color w:val="000000" w:themeColor="text1"/>
+      <w:color w:val="000000"/>
     </w:rPr>
     <w:tblPr>
       <w:tblStyleRowBandSize w:val="1"/>
@@ -23641,7 +23898,7 @@
       <w:rPr>
         <w:b/>
         <w:bCs/>
-        <w:color w:val="000000" w:themeColor="text1"/>
+        <w:color w:val="000000"/>
       </w:rPr>
       <w:tblPr/>
       <w:tcPr>
@@ -23650,7 +23907,7 @@
     </w:tblStylePr>
     <w:tblStylePr w:type="firstCol">
       <w:rPr>
-        <w:color w:val="FFFFFF" w:themeColor="background1"/>
+        <w:color w:val="000000"/>
       </w:rPr>
       <w:tblPr/>
       <w:tcPr>
@@ -23659,7 +23916,7 @@
     </w:tblStylePr>
     <w:tblStylePr w:type="lastCol">
       <w:rPr>
-        <w:color w:val="FFFFFF" w:themeColor="background1"/>
+        <w:color w:val="000000"/>
       </w:rPr>
       <w:tblPr/>
       <w:tcPr>
@@ -23688,7 +23945,7 @@
       <w:spacing w:after="0" w:line="240" w:lineRule="auto"/>
     </w:pPr>
     <w:rPr>
-      <w:color w:val="000000" w:themeColor="text1"/>
+      <w:color w:val="000000"/>
     </w:rPr>
     <w:tblPr>
       <w:tblStyleRowBandSize w:val="1"/>
@@ -23721,7 +23978,7 @@
       <w:rPr>
         <w:b/>
         <w:bCs/>
-        <w:color w:val="000000" w:themeColor="text1"/>
+        <w:color w:val="000000"/>
       </w:rPr>
       <w:tblPr/>
       <w:tcPr>
@@ -23730,7 +23987,7 @@
     </w:tblStylePr>
     <w:tblStylePr w:type="firstCol">
       <w:rPr>
-        <w:color w:val="FFFFFF" w:themeColor="background1"/>
+        <w:color w:val="000000"/>
       </w:rPr>
       <w:tblPr/>
       <w:tcPr>
@@ -23739,7 +23996,7 @@
     </w:tblStylePr>
     <w:tblStylePr w:type="lastCol">
       <w:rPr>
-        <w:color w:val="FFFFFF" w:themeColor="background1"/>
+        <w:color w:val="000000"/>
       </w:rPr>
       <w:tblPr/>
       <w:tcPr>
@@ -23768,7 +24025,7 @@
       <w:spacing w:after="0" w:line="240" w:lineRule="auto"/>
     </w:pPr>
     <w:rPr>
-      <w:color w:val="000000" w:themeColor="text1"/>
+      <w:color w:val="000000"/>
     </w:rPr>
     <w:tblPr>
       <w:tblStyleRowBandSize w:val="1"/>
@@ -23801,7 +24058,7 @@
       <w:rPr>
         <w:b/>
         <w:bCs/>
-        <w:color w:val="000000" w:themeColor="text1"/>
+        <w:color w:val="000000"/>
       </w:rPr>
       <w:tblPr/>
       <w:tcPr>
@@ -23810,7 +24067,7 @@
     </w:tblStylePr>
     <w:tblStylePr w:type="firstCol">
       <w:rPr>
-        <w:color w:val="FFFFFF" w:themeColor="background1"/>
+        <w:color w:val="000000"/>
       </w:rPr>
       <w:tblPr/>
       <w:tcPr>
@@ -23819,7 +24076,7 @@
     </w:tblStylePr>
     <w:tblStylePr w:type="lastCol">
       <w:rPr>
-        <w:color w:val="FFFFFF" w:themeColor="background1"/>
+        <w:color w:val="000000"/>
       </w:rPr>
       <w:tblPr/>
       <w:tcPr>
@@ -23848,7 +24105,7 @@
       <w:spacing w:after="0" w:line="240" w:lineRule="auto"/>
     </w:pPr>
     <w:rPr>
-      <w:color w:val="000000" w:themeColor="text1"/>
+      <w:color w:val="000000"/>
     </w:rPr>
     <w:tblPr>
       <w:tblStyleRowBandSize w:val="1"/>
@@ -23881,7 +24138,7 @@
       <w:rPr>
         <w:b/>
         <w:bCs/>
-        <w:color w:val="000000" w:themeColor="text1"/>
+        <w:color w:val="000000"/>
       </w:rPr>
       <w:tblPr/>
       <w:tcPr>
@@ -23890,7 +24147,7 @@
     </w:tblStylePr>
     <w:tblStylePr w:type="firstCol">
       <w:rPr>
-        <w:color w:val="FFFFFF" w:themeColor="background1"/>
+        <w:color w:val="000000"/>
       </w:rPr>
       <w:tblPr/>
       <w:tcPr>
@@ -23899,7 +24156,7 @@
     </w:tblStylePr>
     <w:tblStylePr w:type="lastCol">
       <w:rPr>
-        <w:color w:val="FFFFFF" w:themeColor="background1"/>
+        <w:color w:val="000000"/>
       </w:rPr>
       <w:tblPr/>
       <w:tcPr>
